--- a/Backend/Director_Disclosure/Output_Disclosures/2024-25/ADANI_AGRI_LOGISTICS__SATNA__LIMITED/MBP-1/MBP1_Ashish_Mishra_11357012.docx
+++ b/Backend/Director_Disclosure/Output_Disclosures/2024-25/ADANI_AGRI_LOGISTICS__SATNA__LIMITED/MBP-1/MBP1_Ashish_Mishra_11357012.docx
@@ -93,107 +93,17 @@
     </w:p>
     <w:p>
       <w:pPr>
-        <w:spacing w:before="0" w:after="0"/>
-        <w:jc w:val="left"/>
-      </w:pPr>
-      <w:r>
-        <w:rPr>
-          <w:rFonts w:ascii="Adani" w:hAnsi="Adani"/>
-          <w:b w:val="0"/>
-          <w:sz w:val="20"/>
-          <w:u w:val="none"/>
-        </w:rPr>
-        <w:t>ADANI AGRI LOGISTICS (CHANDARI) LIMITED</w:t>
-      </w:r>
-    </w:p>
-    <w:p>
-      <w:pPr>
-        <w:spacing w:before="0" w:after="0"/>
-        <w:jc w:val="left"/>
-      </w:pPr>
-      <w:r>
-        <w:rPr>
-          <w:rFonts w:ascii="Adani" w:hAnsi="Adani"/>
-          <w:b w:val="0"/>
-          <w:sz w:val="20"/>
-          <w:u w:val="none"/>
-        </w:rPr>
-        <w:t>ADANI AGRI LOGISTICS (HOSHANGABAD) LIMITED</w:t>
-      </w:r>
-    </w:p>
-    <w:p>
-      <w:pPr>
-        <w:spacing w:before="0" w:after="0"/>
-        <w:jc w:val="left"/>
-      </w:pPr>
-      <w:r>
-        <w:rPr>
-          <w:rFonts w:ascii="Adani" w:hAnsi="Adani"/>
-          <w:b w:val="0"/>
-          <w:sz w:val="20"/>
-          <w:u w:val="none"/>
-        </w:rPr>
-        <w:t>ADANI AGRI LOGISTICS (SATNA) LIMITED</w:t>
-      </w:r>
-    </w:p>
-    <w:p>
-      <w:pPr>
-        <w:spacing w:before="0" w:after="0"/>
-        <w:jc w:val="left"/>
-      </w:pPr>
-      <w:r>
-        <w:rPr>
-          <w:rFonts w:ascii="Adani" w:hAnsi="Adani"/>
-          <w:b w:val="0"/>
-          <w:sz w:val="20"/>
-          <w:u w:val="none"/>
-        </w:rPr>
-        <w:t>ADANI AGRI LOGISTICS (UJJAIN) LIMITED</w:t>
-      </w:r>
-    </w:p>
-    <w:p>
-      <w:pPr>
-        <w:spacing w:before="0" w:after="0"/>
-        <w:jc w:val="left"/>
-      </w:pPr>
-      <w:r>
-        <w:rPr>
-          <w:rFonts w:ascii="Adani" w:hAnsi="Adani"/>
-          <w:b w:val="0"/>
-          <w:sz w:val="20"/>
-          <w:u w:val="none"/>
-        </w:rPr>
-        <w:t>ADANI AGRI LOGISTICS (PANIPAT) LIMITED</w:t>
-      </w:r>
-    </w:p>
-    <w:p>
-      <w:pPr>
-        <w:spacing w:before="0" w:after="0"/>
-        <w:jc w:val="left"/>
-      </w:pPr>
-      <w:r>
-        <w:rPr>
-          <w:rFonts w:ascii="Adani" w:hAnsi="Adani"/>
-          <w:b w:val="0"/>
-          <w:sz w:val="20"/>
-          <w:u w:val="none"/>
-        </w:rPr>
-        <w:t>ADANI AGRI LOGISTICS (HARDA) LIMITED</w:t>
-      </w:r>
-    </w:p>
-    <w:p>
-      <w:pPr>
         <w:spacing w:before="0" w:after="160"/>
         <w:jc w:val="left"/>
       </w:pPr>
       <w:r>
         <w:rPr>
           <w:rFonts w:ascii="Adani" w:hAnsi="Adani"/>
-          <w:b w:val="0"/>
+          <w:b/>
           <w:sz w:val="20"/>
           <w:u w:val="none"/>
         </w:rPr>
-        <w:t>ADANI AGRI LOGISTICS (MP) LIMITED</w:t>
+        <w:t>ADANI AGRI LOGISTICS (SATNA) LIMITED</w:t>
       </w:r>
     </w:p>
     <w:p>
@@ -621,7 +531,7 @@
                 <w:sz w:val="18"/>
                 <w:u w:val="none"/>
               </w:rPr>
-              <w:t>ADANI AGRI LOGISTICS (HOSHANGABAD) LIMITED</w:t>
+              <w:t>ADANI AGRI LOGISTICS (HARDA) LIMITED</w:t>
             </w:r>
           </w:p>
         </w:tc>
@@ -905,7 +815,7 @@
                 <w:sz w:val="18"/>
                 <w:u w:val="none"/>
               </w:rPr>
-              <w:t>ADANI AGRI LOGISTICS (UJJAIN) LIMITED</w:t>
+              <w:t>ADANI AGRI LOGISTICS (HOSHANGABAD) LIMITED</w:t>
             </w:r>
           </w:p>
         </w:tc>
@@ -1047,7 +957,7 @@
                 <w:sz w:val="18"/>
                 <w:u w:val="none"/>
               </w:rPr>
-              <w:t>ADANI AGRI LOGISTICS (PANIPAT) LIMITED</w:t>
+              <w:t>ADANI AGRI LOGISTICS (UJJAIN) LIMITED</w:t>
             </w:r>
           </w:p>
         </w:tc>
@@ -1189,7 +1099,7 @@
                 <w:sz w:val="18"/>
                 <w:u w:val="none"/>
               </w:rPr>
-              <w:t>ADANI AGRI LOGISTICS (HARDA) LIMITED</w:t>
+              <w:t>ADANI AGRI LOGISTICS (PANIPAT) LIMITED</w:t>
             </w:r>
           </w:p>
         </w:tc>
@@ -1652,7 +1562,7 @@
                 <w:sz w:val="18"/>
                 <w:u w:val="none"/>
               </w:rPr>
-              <w:t>Date:   07th May, 2026</w:t>
+              <w:t>Date:   15th May, 2026</w:t>
             </w:r>
           </w:p>
         </w:tc>
@@ -1918,174 +1828,441 @@
         <w:t>:</w:t>
       </w:r>
     </w:p>
-    <w:p>
-      <w:pPr>
-        <w:pStyle w:val="ListNumber"/>
-        <w:spacing w:before="0" w:after="40"/>
-        <w:ind w:left="720"/>
-      </w:pPr>
-      <w:r>
-        <w:rPr>
-          <w:rFonts w:ascii="Adani" w:hAnsi="Adani"/>
-          <w:b w:val="0"/>
-          <w:sz w:val="20"/>
-          <w:u w:val="none"/>
-        </w:rPr>
-        <w:t>Father</w:t>
-        <w:tab/>
-        <w:tab/>
-        <w:t>:</w:t>
-        <w:tab/>
-        <w:t>NIL</w:t>
-      </w:r>
-    </w:p>
-    <w:p>
-      <w:pPr>
-        <w:pStyle w:val="ListNumber"/>
-        <w:spacing w:before="0" w:after="40"/>
-        <w:ind w:left="720"/>
-      </w:pPr>
-      <w:r>
-        <w:rPr>
-          <w:rFonts w:ascii="Adani" w:hAnsi="Adani"/>
-          <w:b w:val="0"/>
-          <w:sz w:val="20"/>
-          <w:u w:val="none"/>
-        </w:rPr>
-        <w:t>Mother</w:t>
-        <w:tab/>
-        <w:tab/>
-        <w:t>:</w:t>
-        <w:tab/>
-        <w:t>NIL</w:t>
-      </w:r>
-    </w:p>
-    <w:p>
-      <w:pPr>
-        <w:pStyle w:val="ListNumber"/>
-        <w:spacing w:before="0" w:after="40"/>
-        <w:ind w:left="720"/>
-      </w:pPr>
-      <w:r>
-        <w:rPr>
-          <w:rFonts w:ascii="Adani" w:hAnsi="Adani"/>
-          <w:b w:val="0"/>
-          <w:sz w:val="20"/>
-          <w:u w:val="none"/>
-        </w:rPr>
-        <w:t>Son</w:t>
-        <w:tab/>
-        <w:tab/>
-        <w:t>:</w:t>
-        <w:tab/>
-        <w:t>NIL</w:t>
-      </w:r>
-    </w:p>
-    <w:p>
-      <w:pPr>
-        <w:pStyle w:val="ListNumber"/>
-        <w:spacing w:before="0" w:after="40"/>
-        <w:ind w:left="720"/>
-      </w:pPr>
-      <w:r>
-        <w:rPr>
-          <w:rFonts w:ascii="Adani" w:hAnsi="Adani"/>
-          <w:b w:val="0"/>
-          <w:sz w:val="20"/>
-          <w:u w:val="none"/>
-        </w:rPr>
-        <w:t>Son's Wife</w:t>
-        <w:tab/>
-        <w:tab/>
-        <w:t>:</w:t>
-        <w:tab/>
-        <w:t>NIL</w:t>
-      </w:r>
-    </w:p>
-    <w:p>
-      <w:pPr>
-        <w:pStyle w:val="ListNumber"/>
-        <w:spacing w:before="0" w:after="40"/>
-        <w:ind w:left="720"/>
-      </w:pPr>
-      <w:r>
-        <w:rPr>
-          <w:rFonts w:ascii="Adani" w:hAnsi="Adani"/>
-          <w:b w:val="0"/>
-          <w:sz w:val="20"/>
-          <w:u w:val="none"/>
-        </w:rPr>
-        <w:t>Daughter</w:t>
-        <w:tab/>
-        <w:tab/>
-        <w:t>:</w:t>
-        <w:tab/>
-        <w:t>NIL</w:t>
-      </w:r>
-    </w:p>
-    <w:p>
-      <w:pPr>
-        <w:pStyle w:val="ListNumber"/>
-        <w:spacing w:before="0" w:after="40"/>
-        <w:ind w:left="720"/>
-      </w:pPr>
-      <w:r>
-        <w:rPr>
-          <w:rFonts w:ascii="Adani" w:hAnsi="Adani"/>
-          <w:b w:val="0"/>
-          <w:sz w:val="20"/>
-          <w:u w:val="none"/>
-        </w:rPr>
-        <w:t>Daughter's Husband</w:t>
-        <w:tab/>
-        <w:tab/>
-        <w:t>:</w:t>
-        <w:tab/>
-        <w:t>NIL</w:t>
-      </w:r>
-    </w:p>
-    <w:p>
-      <w:pPr>
-        <w:pStyle w:val="ListNumber"/>
-        <w:spacing w:before="0" w:after="40"/>
-        <w:ind w:left="720"/>
-      </w:pPr>
-      <w:r>
-        <w:rPr>
-          <w:rFonts w:ascii="Adani" w:hAnsi="Adani"/>
-          <w:b w:val="0"/>
-          <w:sz w:val="20"/>
-          <w:u w:val="none"/>
-        </w:rPr>
-        <w:t>Brother</w:t>
-        <w:tab/>
-        <w:tab/>
-        <w:t>:</w:t>
-        <w:tab/>
-        <w:t>NIL</w:t>
-      </w:r>
-    </w:p>
-    <w:p>
-      <w:pPr>
-        <w:pStyle w:val="ListNumber"/>
-        <w:spacing w:before="0" w:after="40"/>
-        <w:ind w:left="720"/>
-      </w:pPr>
-      <w:r>
-        <w:rPr>
-          <w:rFonts w:ascii="Adani" w:hAnsi="Adani"/>
-          <w:b w:val="0"/>
-          <w:sz w:val="20"/>
-          <w:u w:val="none"/>
-        </w:rPr>
-        <w:t>Sister</w:t>
-        <w:tab/>
-        <w:tab/>
-        <w:t>:</w:t>
-        <w:tab/>
-        <w:t>NIL</w:t>
-      </w:r>
-    </w:p>
+    <w:tbl>
+      <w:tblPr>
+        <w:tblW w:type="auto" w:w="0"/>
+        <w:jc w:val="left"/>
+        <w:tblLook w:firstColumn="1" w:firstRow="1" w:lastColumn="0" w:lastRow="0" w:noHBand="0" w:noVBand="1" w:val="04A0"/>
+      </w:tblPr>
+      <w:tblGrid>
+        <w:gridCol w:w="4536"/>
+        <w:gridCol w:w="4536"/>
+      </w:tblGrid>
+      <w:tr>
+        <w:tc>
+          <w:tcPr>
+            <w:tcW w:type="dxa" w:w="4536"/>
+            <w:tcBorders>
+              <w:top w:val="none"/>
+              <w:bottom w:val="none"/>
+              <w:left w:val="none"/>
+              <w:right w:val="none"/>
+            </w:tcBorders>
+          </w:tcPr>
+          <w:p>
+            <w:pPr>
+              <w:ind w:left="720"/>
+            </w:pPr>
+            <w:r>
+              <w:rPr>
+                <w:rFonts w:ascii="Adani" w:hAnsi="Adani"/>
+                <w:b w:val="0"/>
+                <w:sz w:val="20"/>
+                <w:u w:val="none"/>
+              </w:rPr>
+              <w:t>1.</w:t>
+              <w:tab/>
+              <w:t>Father</w:t>
+              <w:tab/>
+              <w:t>:</w:t>
+            </w:r>
+          </w:p>
+        </w:tc>
+        <w:tc>
+          <w:tcPr>
+            <w:tcW w:type="dxa" w:w="4536"/>
+            <w:tcBorders>
+              <w:top w:val="none"/>
+              <w:bottom w:val="none"/>
+              <w:left w:val="none"/>
+              <w:right w:val="none"/>
+            </w:tcBorders>
+          </w:tcPr>
+          <w:p>
+            <w:r>
+              <w:rPr>
+                <w:rFonts w:ascii="Adani" w:hAnsi="Adani"/>
+                <w:b w:val="0"/>
+                <w:sz w:val="20"/>
+                <w:u w:val="none"/>
+              </w:rPr>
+              <w:t>NIL</w:t>
+            </w:r>
+          </w:p>
+        </w:tc>
+      </w:tr>
+      <w:tr>
+        <w:tc>
+          <w:tcPr>
+            <w:tcW w:type="dxa" w:w="4536"/>
+            <w:tcBorders>
+              <w:top w:val="none"/>
+              <w:bottom w:val="none"/>
+              <w:left w:val="none"/>
+              <w:right w:val="none"/>
+            </w:tcBorders>
+          </w:tcPr>
+          <w:p>
+            <w:pPr>
+              <w:ind w:left="720"/>
+            </w:pPr>
+            <w:r>
+              <w:rPr>
+                <w:rFonts w:ascii="Adani" w:hAnsi="Adani"/>
+                <w:b w:val="0"/>
+                <w:sz w:val="20"/>
+                <w:u w:val="none"/>
+              </w:rPr>
+              <w:t>2.</w:t>
+              <w:tab/>
+              <w:t>Mother</w:t>
+              <w:tab/>
+              <w:t>:</w:t>
+            </w:r>
+          </w:p>
+        </w:tc>
+        <w:tc>
+          <w:tcPr>
+            <w:tcW w:type="dxa" w:w="4536"/>
+            <w:tcBorders>
+              <w:top w:val="none"/>
+              <w:bottom w:val="none"/>
+              <w:left w:val="none"/>
+              <w:right w:val="none"/>
+            </w:tcBorders>
+          </w:tcPr>
+          <w:p>
+            <w:r>
+              <w:rPr>
+                <w:rFonts w:ascii="Adani" w:hAnsi="Adani"/>
+                <w:b w:val="0"/>
+                <w:sz w:val="20"/>
+                <w:u w:val="none"/>
+              </w:rPr>
+              <w:t>NIL</w:t>
+            </w:r>
+          </w:p>
+        </w:tc>
+      </w:tr>
+      <w:tr>
+        <w:tc>
+          <w:tcPr>
+            <w:tcW w:type="dxa" w:w="4536"/>
+            <w:tcBorders>
+              <w:top w:val="none"/>
+              <w:bottom w:val="none"/>
+              <w:left w:val="none"/>
+              <w:right w:val="none"/>
+            </w:tcBorders>
+          </w:tcPr>
+          <w:p>
+            <w:pPr>
+              <w:ind w:left="720"/>
+            </w:pPr>
+            <w:r>
+              <w:rPr>
+                <w:rFonts w:ascii="Adani" w:hAnsi="Adani"/>
+                <w:b w:val="0"/>
+                <w:sz w:val="20"/>
+                <w:u w:val="none"/>
+              </w:rPr>
+              <w:t>3.</w:t>
+              <w:tab/>
+              <w:t>Son</w:t>
+              <w:tab/>
+              <w:t>:</w:t>
+            </w:r>
+          </w:p>
+        </w:tc>
+        <w:tc>
+          <w:tcPr>
+            <w:tcW w:type="dxa" w:w="4536"/>
+            <w:tcBorders>
+              <w:top w:val="none"/>
+              <w:bottom w:val="none"/>
+              <w:left w:val="none"/>
+              <w:right w:val="none"/>
+            </w:tcBorders>
+          </w:tcPr>
+          <w:p>
+            <w:r>
+              <w:rPr>
+                <w:rFonts w:ascii="Adani" w:hAnsi="Adani"/>
+                <w:b w:val="0"/>
+                <w:sz w:val="20"/>
+                <w:u w:val="none"/>
+              </w:rPr>
+              <w:t>NIL</w:t>
+            </w:r>
+          </w:p>
+        </w:tc>
+      </w:tr>
+      <w:tr>
+        <w:tc>
+          <w:tcPr>
+            <w:tcW w:type="dxa" w:w="4536"/>
+            <w:tcBorders>
+              <w:top w:val="none"/>
+              <w:bottom w:val="none"/>
+              <w:left w:val="none"/>
+              <w:right w:val="none"/>
+            </w:tcBorders>
+          </w:tcPr>
+          <w:p>
+            <w:pPr>
+              <w:ind w:left="720"/>
+            </w:pPr>
+            <w:r>
+              <w:rPr>
+                <w:rFonts w:ascii="Adani" w:hAnsi="Adani"/>
+                <w:b w:val="0"/>
+                <w:sz w:val="20"/>
+                <w:u w:val="none"/>
+              </w:rPr>
+              <w:t>4.</w:t>
+              <w:tab/>
+              <w:t>Son's Wife</w:t>
+              <w:tab/>
+              <w:t>:</w:t>
+            </w:r>
+          </w:p>
+        </w:tc>
+        <w:tc>
+          <w:tcPr>
+            <w:tcW w:type="dxa" w:w="4536"/>
+            <w:tcBorders>
+              <w:top w:val="none"/>
+              <w:bottom w:val="none"/>
+              <w:left w:val="none"/>
+              <w:right w:val="none"/>
+            </w:tcBorders>
+          </w:tcPr>
+          <w:p>
+            <w:r>
+              <w:rPr>
+                <w:rFonts w:ascii="Adani" w:hAnsi="Adani"/>
+                <w:b w:val="0"/>
+                <w:sz w:val="20"/>
+                <w:u w:val="none"/>
+              </w:rPr>
+              <w:t>NIL</w:t>
+            </w:r>
+          </w:p>
+        </w:tc>
+      </w:tr>
+      <w:tr>
+        <w:tc>
+          <w:tcPr>
+            <w:tcW w:type="dxa" w:w="4536"/>
+            <w:tcBorders>
+              <w:top w:val="none"/>
+              <w:bottom w:val="none"/>
+              <w:left w:val="none"/>
+              <w:right w:val="none"/>
+            </w:tcBorders>
+          </w:tcPr>
+          <w:p>
+            <w:pPr>
+              <w:ind w:left="720"/>
+            </w:pPr>
+            <w:r>
+              <w:rPr>
+                <w:rFonts w:ascii="Adani" w:hAnsi="Adani"/>
+                <w:b w:val="0"/>
+                <w:sz w:val="20"/>
+                <w:u w:val="none"/>
+              </w:rPr>
+              <w:t>5.</w:t>
+              <w:tab/>
+              <w:t>Daughter</w:t>
+              <w:tab/>
+              <w:t>:</w:t>
+            </w:r>
+          </w:p>
+        </w:tc>
+        <w:tc>
+          <w:tcPr>
+            <w:tcW w:type="dxa" w:w="4536"/>
+            <w:tcBorders>
+              <w:top w:val="none"/>
+              <w:bottom w:val="none"/>
+              <w:left w:val="none"/>
+              <w:right w:val="none"/>
+            </w:tcBorders>
+          </w:tcPr>
+          <w:p>
+            <w:r>
+              <w:rPr>
+                <w:rFonts w:ascii="Adani" w:hAnsi="Adani"/>
+                <w:b w:val="0"/>
+                <w:sz w:val="20"/>
+                <w:u w:val="none"/>
+              </w:rPr>
+              <w:t>NIL</w:t>
+            </w:r>
+          </w:p>
+        </w:tc>
+      </w:tr>
+      <w:tr>
+        <w:tc>
+          <w:tcPr>
+            <w:tcW w:type="dxa" w:w="4536"/>
+            <w:tcBorders>
+              <w:top w:val="none"/>
+              <w:bottom w:val="none"/>
+              <w:left w:val="none"/>
+              <w:right w:val="none"/>
+            </w:tcBorders>
+          </w:tcPr>
+          <w:p>
+            <w:pPr>
+              <w:ind w:left="720"/>
+            </w:pPr>
+            <w:r>
+              <w:rPr>
+                <w:rFonts w:ascii="Adani" w:hAnsi="Adani"/>
+                <w:b w:val="0"/>
+                <w:sz w:val="20"/>
+                <w:u w:val="none"/>
+              </w:rPr>
+              <w:t>6.</w:t>
+              <w:tab/>
+              <w:t>Daughter's Husband</w:t>
+              <w:tab/>
+              <w:t>:</w:t>
+            </w:r>
+          </w:p>
+        </w:tc>
+        <w:tc>
+          <w:tcPr>
+            <w:tcW w:type="dxa" w:w="4536"/>
+            <w:tcBorders>
+              <w:top w:val="none"/>
+              <w:bottom w:val="none"/>
+              <w:left w:val="none"/>
+              <w:right w:val="none"/>
+            </w:tcBorders>
+          </w:tcPr>
+          <w:p>
+            <w:r>
+              <w:rPr>
+                <w:rFonts w:ascii="Adani" w:hAnsi="Adani"/>
+                <w:b w:val="0"/>
+                <w:sz w:val="20"/>
+                <w:u w:val="none"/>
+              </w:rPr>
+              <w:t>NIL</w:t>
+            </w:r>
+          </w:p>
+        </w:tc>
+      </w:tr>
+      <w:tr>
+        <w:tc>
+          <w:tcPr>
+            <w:tcW w:type="dxa" w:w="4536"/>
+            <w:tcBorders>
+              <w:top w:val="none"/>
+              <w:bottom w:val="none"/>
+              <w:left w:val="none"/>
+              <w:right w:val="none"/>
+            </w:tcBorders>
+          </w:tcPr>
+          <w:p>
+            <w:pPr>
+              <w:ind w:left="720"/>
+            </w:pPr>
+            <w:r>
+              <w:rPr>
+                <w:rFonts w:ascii="Adani" w:hAnsi="Adani"/>
+                <w:b w:val="0"/>
+                <w:sz w:val="20"/>
+                <w:u w:val="none"/>
+              </w:rPr>
+              <w:t>7.</w:t>
+              <w:tab/>
+              <w:t>Brother</w:t>
+              <w:tab/>
+              <w:t>:</w:t>
+            </w:r>
+          </w:p>
+        </w:tc>
+        <w:tc>
+          <w:tcPr>
+            <w:tcW w:type="dxa" w:w="4536"/>
+            <w:tcBorders>
+              <w:top w:val="none"/>
+              <w:bottom w:val="none"/>
+              <w:left w:val="none"/>
+              <w:right w:val="none"/>
+            </w:tcBorders>
+          </w:tcPr>
+          <w:p>
+            <w:r>
+              <w:rPr>
+                <w:rFonts w:ascii="Adani" w:hAnsi="Adani"/>
+                <w:b w:val="0"/>
+                <w:sz w:val="20"/>
+                <w:u w:val="none"/>
+              </w:rPr>
+              <w:t>NIL</w:t>
+            </w:r>
+          </w:p>
+        </w:tc>
+      </w:tr>
+      <w:tr>
+        <w:tc>
+          <w:tcPr>
+            <w:tcW w:type="dxa" w:w="4536"/>
+            <w:tcBorders>
+              <w:top w:val="none"/>
+              <w:bottom w:val="none"/>
+              <w:left w:val="none"/>
+              <w:right w:val="none"/>
+            </w:tcBorders>
+          </w:tcPr>
+          <w:p>
+            <w:pPr>
+              <w:ind w:left="720"/>
+            </w:pPr>
+            <w:r>
+              <w:rPr>
+                <w:rFonts w:ascii="Adani" w:hAnsi="Adani"/>
+                <w:b w:val="0"/>
+                <w:sz w:val="20"/>
+                <w:u w:val="none"/>
+              </w:rPr>
+              <w:t>8.</w:t>
+              <w:tab/>
+              <w:t>Sister</w:t>
+              <w:tab/>
+              <w:t>:</w:t>
+            </w:r>
+          </w:p>
+        </w:tc>
+        <w:tc>
+          <w:tcPr>
+            <w:tcW w:type="dxa" w:w="4536"/>
+            <w:tcBorders>
+              <w:top w:val="none"/>
+              <w:bottom w:val="none"/>
+              <w:left w:val="none"/>
+              <w:right w:val="none"/>
+            </w:tcBorders>
+          </w:tcPr>
+          <w:p>
+            <w:r>
+              <w:rPr>
+                <w:rFonts w:ascii="Adani" w:hAnsi="Adani"/>
+                <w:b w:val="0"/>
+                <w:sz w:val="20"/>
+                <w:u w:val="none"/>
+              </w:rPr>
+              <w:t>NIL</w:t>
+            </w:r>
+          </w:p>
+        </w:tc>
+      </w:tr>
+    </w:tbl>
     <w:p/>
     <w:p>
       <w:pPr>
@@ -2422,7 +2599,7 @@
                 <w:sz w:val="18"/>
                 <w:u w:val="none"/>
               </w:rPr>
-              <w:t>Date:   07th May, 2026</w:t>
+              <w:t>Date:   15th May, 2026</w:t>
             </w:r>
           </w:p>
         </w:tc>
@@ -2583,7 +2760,7 @@
           <w:sz w:val="20"/>
           <w:u w:val="none"/>
         </w:rPr>
-        <w:t>07th May, 2026</w:t>
+        <w:t>15th May, 2026</w:t>
       </w:r>
     </w:p>
     <w:p>
@@ -2643,7 +2820,7 @@
           <w:sz w:val="20"/>
           <w:u w:val="none"/>
         </w:rPr>
-        <w:t>ADANI AGRI LOGISTICS (HOSHANGABAD) LIMITED</w:t>
+        <w:t>ADANI AGRI LOGISTICS (HARDA) LIMITED</w:t>
       </w:r>
     </w:p>
     <w:p>
@@ -2659,6 +2836,21 @@
           <w:u w:val="none"/>
         </w:rPr>
         <w:t>ADANI AGRI LOGISTICS (SATNA) LIMITED</w:t>
+      </w:r>
+    </w:p>
+    <w:p>
+      <w:pPr>
+        <w:spacing w:before="0" w:after="20"/>
+        <w:jc w:val="left"/>
+      </w:pPr>
+      <w:r>
+        <w:rPr>
+          <w:rFonts w:ascii="Adani" w:hAnsi="Adani"/>
+          <w:b/>
+          <w:sz w:val="20"/>
+          <w:u w:val="none"/>
+        </w:rPr>
+        <w:t>ADANI AGRI LOGISTICS (HOSHANGABAD) LIMITED</w:t>
       </w:r>
     </w:p>
     <w:p>
@@ -2689,21 +2881,6 @@
           <w:u w:val="none"/>
         </w:rPr>
         <w:t>ADANI AGRI LOGISTICS (PANIPAT) LIMITED</w:t>
-      </w:r>
-    </w:p>
-    <w:p>
-      <w:pPr>
-        <w:spacing w:before="0" w:after="20"/>
-        <w:jc w:val="left"/>
-      </w:pPr>
-      <w:r>
-        <w:rPr>
-          <w:rFonts w:ascii="Adani" w:hAnsi="Adani"/>
-          <w:b/>
-          <w:sz w:val="20"/>
-          <w:u w:val="none"/>
-        </w:rPr>
-        <w:t>ADANI AGRI LOGISTICS (HARDA) LIMITED</w:t>
       </w:r>
     </w:p>
     <w:p>
@@ -2794,7 +2971,7 @@
           <w:sz w:val="20"/>
           <w:u w:val="none"/>
         </w:rPr>
-        <w:t>ADANI AGRI LOGISTICS (HOSHANGABAD) LIMITED</w:t>
+        <w:t>ADANI AGRI LOGISTICS (HARDA) LIMITED</w:t>
       </w:r>
     </w:p>
     <w:p>
@@ -2810,6 +2987,21 @@
           <w:u w:val="none"/>
         </w:rPr>
         <w:t>ADANI AGRI LOGISTICS (SATNA) LIMITED</w:t>
+      </w:r>
+    </w:p>
+    <w:p>
+      <w:pPr>
+        <w:spacing w:before="0" w:after="20"/>
+        <w:jc w:val="left"/>
+      </w:pPr>
+      <w:r>
+        <w:rPr>
+          <w:rFonts w:ascii="Adani" w:hAnsi="Adani"/>
+          <w:b w:val="0"/>
+          <w:sz w:val="20"/>
+          <w:u w:val="none"/>
+        </w:rPr>
+        <w:t>ADANI AGRI LOGISTICS (HOSHANGABAD) LIMITED</w:t>
       </w:r>
     </w:p>
     <w:p>
@@ -2840,21 +3032,6 @@
           <w:u w:val="none"/>
         </w:rPr>
         <w:t>ADANI AGRI LOGISTICS (PANIPAT) LIMITED</w:t>
-      </w:r>
-    </w:p>
-    <w:p>
-      <w:pPr>
-        <w:spacing w:before="0" w:after="20"/>
-        <w:jc w:val="left"/>
-      </w:pPr>
-      <w:r>
-        <w:rPr>
-          <w:rFonts w:ascii="Adani" w:hAnsi="Adani"/>
-          <w:b w:val="0"/>
-          <w:sz w:val="20"/>
-          <w:u w:val="none"/>
-        </w:rPr>
-        <w:t>ADANI AGRI LOGISTICS (HARDA) LIMITED</w:t>
       </w:r>
     </w:p>
     <w:p>
@@ -3982,7 +4159,7 @@
                 <w:sz w:val="18"/>
                 <w:u w:val="none"/>
               </w:rPr>
-              <w:t>U63000GJ2014PLC079611</w:t>
+              <w:t>U63023GJ2014PLC079601</w:t>
             </w:r>
           </w:p>
         </w:tc>
@@ -4010,7 +4187,7 @@
                 <w:sz w:val="18"/>
                 <w:u w:val="none"/>
               </w:rPr>
-              <w:t>ADANI AGRI LOGISTICS (HOSHANGABAD) LIMITED</w:t>
+              <w:t>ADANI AGRI LOGISTICS (HARDA) LIMITED</w:t>
             </w:r>
           </w:p>
         </w:tc>
@@ -4125,6 +4302,120 @@
                 <w:u w:val="none"/>
               </w:rPr>
               <w:t>ADANI AGRI LOGISTICS (SATNA) LIMITED</w:t>
+            </w:r>
+          </w:p>
+        </w:tc>
+        <w:tc>
+          <w:tcPr>
+            <w:tcW w:type="dxa" w:w="1587"/>
+            <w:shd w:val="clear" w:color="auto" w:fill="FFFFFF"/>
+            <w:tcBorders>
+              <w:top w:val="single" w:sz="4" w:space="0" w:color="000000"/>
+              <w:left w:val="single" w:sz="4" w:space="0" w:color="000000"/>
+              <w:bottom w:val="single" w:sz="4" w:space="0" w:color="000000"/>
+              <w:right w:val="single" w:sz="4" w:space="0" w:color="000000"/>
+            </w:tcBorders>
+            <w:vAlign w:val="center"/>
+          </w:tcPr>
+          <w:p>
+            <w:pPr>
+              <w:spacing w:before="40" w:after="40"/>
+              <w:jc w:val="left"/>
+            </w:pPr>
+            <w:r>
+              <w:rPr>
+                <w:rFonts w:ascii="Adani" w:hAnsi="Adani"/>
+                <w:b w:val="0"/>
+                <w:sz w:val="18"/>
+                <w:u w:val="none"/>
+              </w:rPr>
+              <w:t>Additional Director</w:t>
+            </w:r>
+          </w:p>
+        </w:tc>
+        <w:tc>
+          <w:tcPr>
+            <w:tcW w:type="dxa" w:w="1304"/>
+            <w:shd w:val="clear" w:color="auto" w:fill="FFFFFF"/>
+            <w:tcBorders>
+              <w:top w:val="single" w:sz="4" w:space="0" w:color="000000"/>
+              <w:left w:val="single" w:sz="4" w:space="0" w:color="000000"/>
+              <w:bottom w:val="single" w:sz="4" w:space="0" w:color="000000"/>
+              <w:right w:val="single" w:sz="4" w:space="0" w:color="000000"/>
+            </w:tcBorders>
+            <w:vAlign w:val="center"/>
+          </w:tcPr>
+          <w:p>
+            <w:pPr>
+              <w:spacing w:before="40" w:after="40"/>
+              <w:jc w:val="left"/>
+            </w:pPr>
+            <w:r>
+              <w:rPr>
+                <w:rFonts w:ascii="Adani" w:hAnsi="Adani"/>
+                <w:b w:val="0"/>
+                <w:sz w:val="18"/>
+                <w:u w:val="none"/>
+              </w:rPr>
+              <w:t>29/10/2025</w:t>
+            </w:r>
+          </w:p>
+        </w:tc>
+      </w:tr>
+      <w:tr>
+        <w:tc>
+          <w:tcPr>
+            <w:tcW w:type="dxa" w:w="2268"/>
+            <w:shd w:val="clear" w:color="auto" w:fill="FFFFFF"/>
+            <w:tcBorders>
+              <w:top w:val="single" w:sz="4" w:space="0" w:color="000000"/>
+              <w:left w:val="single" w:sz="4" w:space="0" w:color="000000"/>
+              <w:bottom w:val="single" w:sz="4" w:space="0" w:color="000000"/>
+              <w:right w:val="single" w:sz="4" w:space="0" w:color="000000"/>
+            </w:tcBorders>
+            <w:vAlign w:val="center"/>
+          </w:tcPr>
+          <w:p>
+            <w:pPr>
+              <w:spacing w:before="40" w:after="40"/>
+              <w:jc w:val="left"/>
+            </w:pPr>
+            <w:r>
+              <w:rPr>
+                <w:rFonts w:ascii="Adani" w:hAnsi="Adani"/>
+                <w:b w:val="0"/>
+                <w:sz w:val="18"/>
+                <w:u w:val="none"/>
+              </w:rPr>
+              <w:t>U63000GJ2014PLC079611</w:t>
+            </w:r>
+          </w:p>
+        </w:tc>
+        <w:tc>
+          <w:tcPr>
+            <w:tcW w:type="dxa" w:w="4252"/>
+            <w:shd w:val="clear" w:color="auto" w:fill="FFFFFF"/>
+            <w:tcBorders>
+              <w:top w:val="single" w:sz="4" w:space="0" w:color="000000"/>
+              <w:left w:val="single" w:sz="4" w:space="0" w:color="000000"/>
+              <w:bottom w:val="single" w:sz="4" w:space="0" w:color="000000"/>
+              <w:right w:val="single" w:sz="4" w:space="0" w:color="000000"/>
+            </w:tcBorders>
+            <w:vAlign w:val="center"/>
+          </w:tcPr>
+          <w:p>
+            <w:pPr>
+              <w:spacing w:before="40" w:after="40"/>
+              <w:jc w:val="left"/>
+            </w:pPr>
+            <w:r>
+              <w:rPr>
+                <w:rFonts w:ascii="Adani" w:hAnsi="Adani"/>
+                <w:b w:val="0"/>
+                <w:sz w:val="18"/>
+                <w:u w:val="none"/>
+              </w:rPr>
+              <w:t>ADANI AGRI LOGISTICS (HOSHANGABAD) LIMITED</w:t>
             </w:r>
           </w:p>
         </w:tc>
@@ -4353,120 +4644,6 @@
                 <w:u w:val="none"/>
               </w:rPr>
               <w:t>ADANI AGRI LOGISTICS (PANIPAT) LIMITED</w:t>
-            </w:r>
-          </w:p>
-        </w:tc>
-        <w:tc>
-          <w:tcPr>
-            <w:tcW w:type="dxa" w:w="1587"/>
-            <w:shd w:val="clear" w:color="auto" w:fill="FFFFFF"/>
-            <w:tcBorders>
-              <w:top w:val="single" w:sz="4" w:space="0" w:color="000000"/>
-              <w:left w:val="single" w:sz="4" w:space="0" w:color="000000"/>
-              <w:bottom w:val="single" w:sz="4" w:space="0" w:color="000000"/>
-              <w:right w:val="single" w:sz="4" w:space="0" w:color="000000"/>
-            </w:tcBorders>
-            <w:vAlign w:val="center"/>
-          </w:tcPr>
-          <w:p>
-            <w:pPr>
-              <w:spacing w:before="40" w:after="40"/>
-              <w:jc w:val="left"/>
-            </w:pPr>
-            <w:r>
-              <w:rPr>
-                <w:rFonts w:ascii="Adani" w:hAnsi="Adani"/>
-                <w:b w:val="0"/>
-                <w:sz w:val="18"/>
-                <w:u w:val="none"/>
-              </w:rPr>
-              <w:t>Additional Director</w:t>
-            </w:r>
-          </w:p>
-        </w:tc>
-        <w:tc>
-          <w:tcPr>
-            <w:tcW w:type="dxa" w:w="1304"/>
-            <w:shd w:val="clear" w:color="auto" w:fill="FFFFFF"/>
-            <w:tcBorders>
-              <w:top w:val="single" w:sz="4" w:space="0" w:color="000000"/>
-              <w:left w:val="single" w:sz="4" w:space="0" w:color="000000"/>
-              <w:bottom w:val="single" w:sz="4" w:space="0" w:color="000000"/>
-              <w:right w:val="single" w:sz="4" w:space="0" w:color="000000"/>
-            </w:tcBorders>
-            <w:vAlign w:val="center"/>
-          </w:tcPr>
-          <w:p>
-            <w:pPr>
-              <w:spacing w:before="40" w:after="40"/>
-              <w:jc w:val="left"/>
-            </w:pPr>
-            <w:r>
-              <w:rPr>
-                <w:rFonts w:ascii="Adani" w:hAnsi="Adani"/>
-                <w:b w:val="0"/>
-                <w:sz w:val="18"/>
-                <w:u w:val="none"/>
-              </w:rPr>
-              <w:t>29/10/2025</w:t>
-            </w:r>
-          </w:p>
-        </w:tc>
-      </w:tr>
-      <w:tr>
-        <w:tc>
-          <w:tcPr>
-            <w:tcW w:type="dxa" w:w="2268"/>
-            <w:shd w:val="clear" w:color="auto" w:fill="FFFFFF"/>
-            <w:tcBorders>
-              <w:top w:val="single" w:sz="4" w:space="0" w:color="000000"/>
-              <w:left w:val="single" w:sz="4" w:space="0" w:color="000000"/>
-              <w:bottom w:val="single" w:sz="4" w:space="0" w:color="000000"/>
-              <w:right w:val="single" w:sz="4" w:space="0" w:color="000000"/>
-            </w:tcBorders>
-            <w:vAlign w:val="center"/>
-          </w:tcPr>
-          <w:p>
-            <w:pPr>
-              <w:spacing w:before="40" w:after="40"/>
-              <w:jc w:val="left"/>
-            </w:pPr>
-            <w:r>
-              <w:rPr>
-                <w:rFonts w:ascii="Adani" w:hAnsi="Adani"/>
-                <w:b w:val="0"/>
-                <w:sz w:val="18"/>
-                <w:u w:val="none"/>
-              </w:rPr>
-              <w:t>U63023GJ2014PLC079601</w:t>
-            </w:r>
-          </w:p>
-        </w:tc>
-        <w:tc>
-          <w:tcPr>
-            <w:tcW w:type="dxa" w:w="4252"/>
-            <w:shd w:val="clear" w:color="auto" w:fill="FFFFFF"/>
-            <w:tcBorders>
-              <w:top w:val="single" w:sz="4" w:space="0" w:color="000000"/>
-              <w:left w:val="single" w:sz="4" w:space="0" w:color="000000"/>
-              <w:bottom w:val="single" w:sz="4" w:space="0" w:color="000000"/>
-              <w:right w:val="single" w:sz="4" w:space="0" w:color="000000"/>
-            </w:tcBorders>
-            <w:vAlign w:val="center"/>
-          </w:tcPr>
-          <w:p>
-            <w:pPr>
-              <w:spacing w:before="40" w:after="40"/>
-              <w:jc w:val="left"/>
-            </w:pPr>
-            <w:r>
-              <w:rPr>
-                <w:rFonts w:ascii="Adani" w:hAnsi="Adani"/>
-                <w:b w:val="0"/>
-                <w:sz w:val="18"/>
-                <w:u w:val="none"/>
-              </w:rPr>
-              <w:t>ADANI AGRI LOGISTICS (HARDA) LIMITED</w:t>
             </w:r>
           </w:p>
         </w:tc>

--- a/Backend/Director_Disclosure/Output_Disclosures/2024-25/ADANI_AGRI_LOGISTICS__SATNA__LIMITED/MBP-1/MBP1_Ashish_Mishra_11357012.docx
+++ b/Backend/Director_Disclosure/Output_Disclosures/2024-25/ADANI_AGRI_LOGISTICS__SATNA__LIMITED/MBP-1/MBP1_Ashish_Mishra_11357012.docx
@@ -389,7 +389,7 @@
                 <w:sz w:val="18"/>
                 <w:u w:val="none"/>
               </w:rPr>
-              <w:t>ADANI AGRI LOGISTICS (CHANDARI) LIMITED</w:t>
+              <w:t>ADANI AGRI LOGISTICS KATIHAR TWO LIMITED</w:t>
             </w:r>
           </w:p>
         </w:tc>
@@ -531,7 +531,7 @@
                 <w:sz w:val="18"/>
                 <w:u w:val="none"/>
               </w:rPr>
-              <w:t>ADANI AGRI LOGISTICS (HARDA) LIMITED</w:t>
+              <w:t>ADANI AGRI LOGISTICS (CHANDARI) LIMITED</w:t>
             </w:r>
           </w:p>
         </w:tc>
@@ -615,7 +615,7 @@
                 <w:sz w:val="18"/>
                 <w:u w:val="none"/>
               </w:rPr>
-              <w:t>29/10/2025</w:t>
+              <w:t>10/03/2026</w:t>
             </w:r>
           </w:p>
         </w:tc>
@@ -673,7 +673,7 @@
                 <w:sz w:val="18"/>
                 <w:u w:val="none"/>
               </w:rPr>
-              <w:t>ADANI AGRI LOGISTICS (SATNA) LIMITED</w:t>
+              <w:t>ADANI AGRI LOGISTICS (SANDILA) LIMITED</w:t>
             </w:r>
           </w:p>
         </w:tc>
@@ -757,7 +757,7 @@
                 <w:sz w:val="18"/>
                 <w:u w:val="none"/>
               </w:rPr>
-              <w:t>29/10/2025</w:t>
+              <w:t>10/03/2026</w:t>
             </w:r>
           </w:p>
         </w:tc>
@@ -815,7 +815,7 @@
                 <w:sz w:val="18"/>
                 <w:u w:val="none"/>
               </w:rPr>
-              <w:t>ADANI AGRI LOGISTICS (HOSHANGABAD) LIMITED</w:t>
+              <w:t>ADANI AGRI LOGISTICS (GONDA) LIMITED</w:t>
             </w:r>
           </w:p>
         </w:tc>
@@ -899,7 +899,7 @@
                 <w:sz w:val="18"/>
                 <w:u w:val="none"/>
               </w:rPr>
-              <w:t>29/10/2025</w:t>
+              <w:t>10/03/2026</w:t>
             </w:r>
           </w:p>
         </w:tc>
@@ -1214,6 +1214,432 @@
                 <w:u w:val="none"/>
               </w:rPr>
               <w:t>7</w:t>
+            </w:r>
+          </w:p>
+        </w:tc>
+        <w:tc>
+          <w:tcPr>
+            <w:tcW w:type="dxa" w:w="3969"/>
+            <w:shd w:val="clear" w:color="auto" w:fill="FFFFFF"/>
+            <w:tcBorders>
+              <w:top w:val="single" w:sz="4" w:space="0" w:color="000000"/>
+              <w:left w:val="single" w:sz="4" w:space="0" w:color="000000"/>
+              <w:bottom w:val="single" w:sz="4" w:space="0" w:color="000000"/>
+              <w:right w:val="single" w:sz="4" w:space="0" w:color="000000"/>
+            </w:tcBorders>
+            <w:vAlign w:val="center"/>
+          </w:tcPr>
+          <w:p>
+            <w:pPr>
+              <w:spacing w:before="40" w:after="40"/>
+              <w:jc w:val="left"/>
+            </w:pPr>
+            <w:r>
+              <w:rPr>
+                <w:rFonts w:ascii="Adani" w:hAnsi="Adani"/>
+                <w:b w:val="0"/>
+                <w:sz w:val="18"/>
+                <w:u w:val="none"/>
+              </w:rPr>
+              <w:t>ADANI AGRI LOGISTICS (SATNA) LIMITED</w:t>
+            </w:r>
+          </w:p>
+        </w:tc>
+        <w:tc>
+          <w:tcPr>
+            <w:tcW w:type="dxa" w:w="1814"/>
+            <w:shd w:val="clear" w:color="auto" w:fill="FFFFFF"/>
+            <w:tcBorders>
+              <w:top w:val="single" w:sz="4" w:space="0" w:color="000000"/>
+              <w:left w:val="single" w:sz="4" w:space="0" w:color="000000"/>
+              <w:bottom w:val="single" w:sz="4" w:space="0" w:color="000000"/>
+              <w:right w:val="single" w:sz="4" w:space="0" w:color="000000"/>
+            </w:tcBorders>
+            <w:vAlign w:val="center"/>
+          </w:tcPr>
+          <w:p>
+            <w:pPr>
+              <w:spacing w:before="40" w:after="40"/>
+              <w:jc w:val="left"/>
+            </w:pPr>
+            <w:r>
+              <w:rPr>
+                <w:rFonts w:ascii="Adani" w:hAnsi="Adani"/>
+                <w:b w:val="0"/>
+                <w:sz w:val="18"/>
+                <w:u w:val="none"/>
+              </w:rPr>
+              <w:t>Additional Director</w:t>
+            </w:r>
+          </w:p>
+        </w:tc>
+        <w:tc>
+          <w:tcPr>
+            <w:tcW w:type="dxa" w:w="1020"/>
+            <w:shd w:val="clear" w:color="auto" w:fill="FFFFFF"/>
+            <w:tcBorders>
+              <w:top w:val="single" w:sz="4" w:space="0" w:color="000000"/>
+              <w:left w:val="single" w:sz="4" w:space="0" w:color="000000"/>
+              <w:bottom w:val="single" w:sz="4" w:space="0" w:color="000000"/>
+              <w:right w:val="single" w:sz="4" w:space="0" w:color="000000"/>
+            </w:tcBorders>
+            <w:vAlign w:val="center"/>
+          </w:tcPr>
+          <w:p>
+            <w:pPr>
+              <w:spacing w:before="40" w:after="40"/>
+              <w:jc w:val="left"/>
+            </w:pPr>
+            <w:r>
+              <w:rPr>
+                <w:rFonts w:ascii="Adani" w:hAnsi="Adani"/>
+                <w:b w:val="0"/>
+                <w:sz w:val="18"/>
+                <w:u w:val="none"/>
+              </w:rPr>
+              <w:t>NIL</w:t>
+            </w:r>
+          </w:p>
+        </w:tc>
+        <w:tc>
+          <w:tcPr>
+            <w:tcW w:type="dxa" w:w="1247"/>
+            <w:shd w:val="clear" w:color="auto" w:fill="FFFFFF"/>
+            <w:tcBorders>
+              <w:top w:val="single" w:sz="4" w:space="0" w:color="000000"/>
+              <w:left w:val="single" w:sz="4" w:space="0" w:color="000000"/>
+              <w:bottom w:val="single" w:sz="4" w:space="0" w:color="000000"/>
+              <w:right w:val="single" w:sz="4" w:space="0" w:color="000000"/>
+            </w:tcBorders>
+            <w:vAlign w:val="center"/>
+          </w:tcPr>
+          <w:p>
+            <w:pPr>
+              <w:spacing w:before="40" w:after="40"/>
+              <w:jc w:val="left"/>
+            </w:pPr>
+            <w:r>
+              <w:rPr>
+                <w:rFonts w:ascii="Adani" w:hAnsi="Adani"/>
+                <w:b w:val="0"/>
+                <w:sz w:val="18"/>
+                <w:u w:val="none"/>
+              </w:rPr>
+              <w:t>29/10/2025</w:t>
+            </w:r>
+          </w:p>
+        </w:tc>
+      </w:tr>
+      <w:tr>
+        <w:tc>
+          <w:tcPr>
+            <w:tcW w:type="dxa" w:w="680"/>
+            <w:shd w:val="clear" w:color="auto" w:fill="FFFFFF"/>
+            <w:tcBorders>
+              <w:top w:val="single" w:sz="4" w:space="0" w:color="000000"/>
+              <w:left w:val="single" w:sz="4" w:space="0" w:color="000000"/>
+              <w:bottom w:val="single" w:sz="4" w:space="0" w:color="000000"/>
+              <w:right w:val="single" w:sz="4" w:space="0" w:color="000000"/>
+            </w:tcBorders>
+            <w:vAlign w:val="center"/>
+          </w:tcPr>
+          <w:p>
+            <w:pPr>
+              <w:spacing w:before="40" w:after="40"/>
+              <w:jc w:val="left"/>
+            </w:pPr>
+            <w:r>
+              <w:rPr>
+                <w:rFonts w:ascii="Adani" w:hAnsi="Adani"/>
+                <w:b w:val="0"/>
+                <w:sz w:val="18"/>
+                <w:u w:val="none"/>
+              </w:rPr>
+              <w:t>8</w:t>
+            </w:r>
+          </w:p>
+        </w:tc>
+        <w:tc>
+          <w:tcPr>
+            <w:tcW w:type="dxa" w:w="3969"/>
+            <w:shd w:val="clear" w:color="auto" w:fill="FFFFFF"/>
+            <w:tcBorders>
+              <w:top w:val="single" w:sz="4" w:space="0" w:color="000000"/>
+              <w:left w:val="single" w:sz="4" w:space="0" w:color="000000"/>
+              <w:bottom w:val="single" w:sz="4" w:space="0" w:color="000000"/>
+              <w:right w:val="single" w:sz="4" w:space="0" w:color="000000"/>
+            </w:tcBorders>
+            <w:vAlign w:val="center"/>
+          </w:tcPr>
+          <w:p>
+            <w:pPr>
+              <w:spacing w:before="40" w:after="40"/>
+              <w:jc w:val="left"/>
+            </w:pPr>
+            <w:r>
+              <w:rPr>
+                <w:rFonts w:ascii="Adani" w:hAnsi="Adani"/>
+                <w:b w:val="0"/>
+                <w:sz w:val="18"/>
+                <w:u w:val="none"/>
+              </w:rPr>
+              <w:t>ADANI AGRI LOGISTICS (HARDA) LIMITED</w:t>
+            </w:r>
+          </w:p>
+        </w:tc>
+        <w:tc>
+          <w:tcPr>
+            <w:tcW w:type="dxa" w:w="1814"/>
+            <w:shd w:val="clear" w:color="auto" w:fill="FFFFFF"/>
+            <w:tcBorders>
+              <w:top w:val="single" w:sz="4" w:space="0" w:color="000000"/>
+              <w:left w:val="single" w:sz="4" w:space="0" w:color="000000"/>
+              <w:bottom w:val="single" w:sz="4" w:space="0" w:color="000000"/>
+              <w:right w:val="single" w:sz="4" w:space="0" w:color="000000"/>
+            </w:tcBorders>
+            <w:vAlign w:val="center"/>
+          </w:tcPr>
+          <w:p>
+            <w:pPr>
+              <w:spacing w:before="40" w:after="40"/>
+              <w:jc w:val="left"/>
+            </w:pPr>
+            <w:r>
+              <w:rPr>
+                <w:rFonts w:ascii="Adani" w:hAnsi="Adani"/>
+                <w:b w:val="0"/>
+                <w:sz w:val="18"/>
+                <w:u w:val="none"/>
+              </w:rPr>
+              <w:t>Additional Director</w:t>
+            </w:r>
+          </w:p>
+        </w:tc>
+        <w:tc>
+          <w:tcPr>
+            <w:tcW w:type="dxa" w:w="1020"/>
+            <w:shd w:val="clear" w:color="auto" w:fill="FFFFFF"/>
+            <w:tcBorders>
+              <w:top w:val="single" w:sz="4" w:space="0" w:color="000000"/>
+              <w:left w:val="single" w:sz="4" w:space="0" w:color="000000"/>
+              <w:bottom w:val="single" w:sz="4" w:space="0" w:color="000000"/>
+              <w:right w:val="single" w:sz="4" w:space="0" w:color="000000"/>
+            </w:tcBorders>
+            <w:vAlign w:val="center"/>
+          </w:tcPr>
+          <w:p>
+            <w:pPr>
+              <w:spacing w:before="40" w:after="40"/>
+              <w:jc w:val="left"/>
+            </w:pPr>
+            <w:r>
+              <w:rPr>
+                <w:rFonts w:ascii="Adani" w:hAnsi="Adani"/>
+                <w:b w:val="0"/>
+                <w:sz w:val="18"/>
+                <w:u w:val="none"/>
+              </w:rPr>
+              <w:t>NIL</w:t>
+            </w:r>
+          </w:p>
+        </w:tc>
+        <w:tc>
+          <w:tcPr>
+            <w:tcW w:type="dxa" w:w="1247"/>
+            <w:shd w:val="clear" w:color="auto" w:fill="FFFFFF"/>
+            <w:tcBorders>
+              <w:top w:val="single" w:sz="4" w:space="0" w:color="000000"/>
+              <w:left w:val="single" w:sz="4" w:space="0" w:color="000000"/>
+              <w:bottom w:val="single" w:sz="4" w:space="0" w:color="000000"/>
+              <w:right w:val="single" w:sz="4" w:space="0" w:color="000000"/>
+            </w:tcBorders>
+            <w:vAlign w:val="center"/>
+          </w:tcPr>
+          <w:p>
+            <w:pPr>
+              <w:spacing w:before="40" w:after="40"/>
+              <w:jc w:val="left"/>
+            </w:pPr>
+            <w:r>
+              <w:rPr>
+                <w:rFonts w:ascii="Adani" w:hAnsi="Adani"/>
+                <w:b w:val="0"/>
+                <w:sz w:val="18"/>
+                <w:u w:val="none"/>
+              </w:rPr>
+              <w:t>29/10/2025</w:t>
+            </w:r>
+          </w:p>
+        </w:tc>
+      </w:tr>
+      <w:tr>
+        <w:tc>
+          <w:tcPr>
+            <w:tcW w:type="dxa" w:w="680"/>
+            <w:shd w:val="clear" w:color="auto" w:fill="FFFFFF"/>
+            <w:tcBorders>
+              <w:top w:val="single" w:sz="4" w:space="0" w:color="000000"/>
+              <w:left w:val="single" w:sz="4" w:space="0" w:color="000000"/>
+              <w:bottom w:val="single" w:sz="4" w:space="0" w:color="000000"/>
+              <w:right w:val="single" w:sz="4" w:space="0" w:color="000000"/>
+            </w:tcBorders>
+            <w:vAlign w:val="center"/>
+          </w:tcPr>
+          <w:p>
+            <w:pPr>
+              <w:spacing w:before="40" w:after="40"/>
+              <w:jc w:val="left"/>
+            </w:pPr>
+            <w:r>
+              <w:rPr>
+                <w:rFonts w:ascii="Adani" w:hAnsi="Adani"/>
+                <w:b w:val="0"/>
+                <w:sz w:val="18"/>
+                <w:u w:val="none"/>
+              </w:rPr>
+              <w:t>9</w:t>
+            </w:r>
+          </w:p>
+        </w:tc>
+        <w:tc>
+          <w:tcPr>
+            <w:tcW w:type="dxa" w:w="3969"/>
+            <w:shd w:val="clear" w:color="auto" w:fill="FFFFFF"/>
+            <w:tcBorders>
+              <w:top w:val="single" w:sz="4" w:space="0" w:color="000000"/>
+              <w:left w:val="single" w:sz="4" w:space="0" w:color="000000"/>
+              <w:bottom w:val="single" w:sz="4" w:space="0" w:color="000000"/>
+              <w:right w:val="single" w:sz="4" w:space="0" w:color="000000"/>
+            </w:tcBorders>
+            <w:vAlign w:val="center"/>
+          </w:tcPr>
+          <w:p>
+            <w:pPr>
+              <w:spacing w:before="40" w:after="40"/>
+              <w:jc w:val="left"/>
+            </w:pPr>
+            <w:r>
+              <w:rPr>
+                <w:rFonts w:ascii="Adani" w:hAnsi="Adani"/>
+                <w:b w:val="0"/>
+                <w:sz w:val="18"/>
+                <w:u w:val="none"/>
+              </w:rPr>
+              <w:t>ADANI AGRI LOGISTICS (HOSHANGABAD) LIMITED</w:t>
+            </w:r>
+          </w:p>
+        </w:tc>
+        <w:tc>
+          <w:tcPr>
+            <w:tcW w:type="dxa" w:w="1814"/>
+            <w:shd w:val="clear" w:color="auto" w:fill="FFFFFF"/>
+            <w:tcBorders>
+              <w:top w:val="single" w:sz="4" w:space="0" w:color="000000"/>
+              <w:left w:val="single" w:sz="4" w:space="0" w:color="000000"/>
+              <w:bottom w:val="single" w:sz="4" w:space="0" w:color="000000"/>
+              <w:right w:val="single" w:sz="4" w:space="0" w:color="000000"/>
+            </w:tcBorders>
+            <w:vAlign w:val="center"/>
+          </w:tcPr>
+          <w:p>
+            <w:pPr>
+              <w:spacing w:before="40" w:after="40"/>
+              <w:jc w:val="left"/>
+            </w:pPr>
+            <w:r>
+              <w:rPr>
+                <w:rFonts w:ascii="Adani" w:hAnsi="Adani"/>
+                <w:b w:val="0"/>
+                <w:sz w:val="18"/>
+                <w:u w:val="none"/>
+              </w:rPr>
+              <w:t>Additional Director</w:t>
+            </w:r>
+          </w:p>
+        </w:tc>
+        <w:tc>
+          <w:tcPr>
+            <w:tcW w:type="dxa" w:w="1020"/>
+            <w:shd w:val="clear" w:color="auto" w:fill="FFFFFF"/>
+            <w:tcBorders>
+              <w:top w:val="single" w:sz="4" w:space="0" w:color="000000"/>
+              <w:left w:val="single" w:sz="4" w:space="0" w:color="000000"/>
+              <w:bottom w:val="single" w:sz="4" w:space="0" w:color="000000"/>
+              <w:right w:val="single" w:sz="4" w:space="0" w:color="000000"/>
+            </w:tcBorders>
+            <w:vAlign w:val="center"/>
+          </w:tcPr>
+          <w:p>
+            <w:pPr>
+              <w:spacing w:before="40" w:after="40"/>
+              <w:jc w:val="left"/>
+            </w:pPr>
+            <w:r>
+              <w:rPr>
+                <w:rFonts w:ascii="Adani" w:hAnsi="Adani"/>
+                <w:b w:val="0"/>
+                <w:sz w:val="18"/>
+                <w:u w:val="none"/>
+              </w:rPr>
+              <w:t>NIL</w:t>
+            </w:r>
+          </w:p>
+        </w:tc>
+        <w:tc>
+          <w:tcPr>
+            <w:tcW w:type="dxa" w:w="1247"/>
+            <w:shd w:val="clear" w:color="auto" w:fill="FFFFFF"/>
+            <w:tcBorders>
+              <w:top w:val="single" w:sz="4" w:space="0" w:color="000000"/>
+              <w:left w:val="single" w:sz="4" w:space="0" w:color="000000"/>
+              <w:bottom w:val="single" w:sz="4" w:space="0" w:color="000000"/>
+              <w:right w:val="single" w:sz="4" w:space="0" w:color="000000"/>
+            </w:tcBorders>
+            <w:vAlign w:val="center"/>
+          </w:tcPr>
+          <w:p>
+            <w:pPr>
+              <w:spacing w:before="40" w:after="40"/>
+              <w:jc w:val="left"/>
+            </w:pPr>
+            <w:r>
+              <w:rPr>
+                <w:rFonts w:ascii="Adani" w:hAnsi="Adani"/>
+                <w:b w:val="0"/>
+                <w:sz w:val="18"/>
+                <w:u w:val="none"/>
+              </w:rPr>
+              <w:t>29/10/2025</w:t>
+            </w:r>
+          </w:p>
+        </w:tc>
+      </w:tr>
+      <w:tr>
+        <w:tc>
+          <w:tcPr>
+            <w:tcW w:type="dxa" w:w="680"/>
+            <w:shd w:val="clear" w:color="auto" w:fill="FFFFFF"/>
+            <w:tcBorders>
+              <w:top w:val="single" w:sz="4" w:space="0" w:color="000000"/>
+              <w:left w:val="single" w:sz="4" w:space="0" w:color="000000"/>
+              <w:bottom w:val="single" w:sz="4" w:space="0" w:color="000000"/>
+              <w:right w:val="single" w:sz="4" w:space="0" w:color="000000"/>
+            </w:tcBorders>
+            <w:vAlign w:val="center"/>
+          </w:tcPr>
+          <w:p>
+            <w:pPr>
+              <w:spacing w:before="40" w:after="40"/>
+              <w:jc w:val="left"/>
+            </w:pPr>
+            <w:r>
+              <w:rPr>
+                <w:rFonts w:ascii="Adani" w:hAnsi="Adani"/>
+                <w:b w:val="0"/>
+                <w:sz w:val="18"/>
+                <w:u w:val="none"/>
+              </w:rPr>
+              <w:t>10</w:t>
             </w:r>
           </w:p>
         </w:tc>
@@ -1562,7 +1988,7 @@
                 <w:sz w:val="18"/>
                 <w:u w:val="none"/>
               </w:rPr>
-              <w:t>Date:   15th May, 2026</w:t>
+              <w:t>Date:   27th May, 2026</w:t>
             </w:r>
           </w:p>
         </w:tc>
@@ -2599,7 +3025,7 @@
                 <w:sz w:val="18"/>
                 <w:u w:val="none"/>
               </w:rPr>
-              <w:t>Date:   15th May, 2026</w:t>
+              <w:t>Date:   27th May, 2026</w:t>
             </w:r>
           </w:p>
         </w:tc>
@@ -2760,7 +3186,7 @@
           <w:sz w:val="20"/>
           <w:u w:val="none"/>
         </w:rPr>
-        <w:t>15th May, 2026</w:t>
+        <w:t>27th May, 2026</w:t>
       </w:r>
     </w:p>
     <w:p>
@@ -2805,6 +3231,21 @@
           <w:sz w:val="20"/>
           <w:u w:val="none"/>
         </w:rPr>
+        <w:t>ADANI AGRI LOGISTICS KATIHAR TWO LIMITED</w:t>
+      </w:r>
+    </w:p>
+    <w:p>
+      <w:pPr>
+        <w:spacing w:before="0" w:after="20"/>
+        <w:jc w:val="left"/>
+      </w:pPr>
+      <w:r>
+        <w:rPr>
+          <w:rFonts w:ascii="Adani" w:hAnsi="Adani"/>
+          <w:b/>
+          <w:sz w:val="20"/>
+          <w:u w:val="none"/>
+        </w:rPr>
         <w:t>ADANI AGRI LOGISTICS (CHANDARI) LIMITED</w:t>
       </w:r>
     </w:p>
@@ -2820,7 +3261,7 @@
           <w:sz w:val="20"/>
           <w:u w:val="none"/>
         </w:rPr>
-        <w:t>ADANI AGRI LOGISTICS (HARDA) LIMITED</w:t>
+        <w:t>ADANI AGRI LOGISTICS (SANDILA) LIMITED</w:t>
       </w:r>
     </w:p>
     <w:p>
@@ -2835,22 +3276,7 @@
           <w:sz w:val="20"/>
           <w:u w:val="none"/>
         </w:rPr>
-        <w:t>ADANI AGRI LOGISTICS (SATNA) LIMITED</w:t>
-      </w:r>
-    </w:p>
-    <w:p>
-      <w:pPr>
-        <w:spacing w:before="0" w:after="20"/>
-        <w:jc w:val="left"/>
-      </w:pPr>
-      <w:r>
-        <w:rPr>
-          <w:rFonts w:ascii="Adani" w:hAnsi="Adani"/>
-          <w:b/>
-          <w:sz w:val="20"/>
-          <w:u w:val="none"/>
-        </w:rPr>
-        <w:t>ADANI AGRI LOGISTICS (HOSHANGABAD) LIMITED</w:t>
+        <w:t>ADANI AGRI LOGISTICS (GONDA) LIMITED</w:t>
       </w:r>
     </w:p>
     <w:p>
@@ -2881,6 +3307,51 @@
           <w:u w:val="none"/>
         </w:rPr>
         <w:t>ADANI AGRI LOGISTICS (PANIPAT) LIMITED</w:t>
+      </w:r>
+    </w:p>
+    <w:p>
+      <w:pPr>
+        <w:spacing w:before="0" w:after="20"/>
+        <w:jc w:val="left"/>
+      </w:pPr>
+      <w:r>
+        <w:rPr>
+          <w:rFonts w:ascii="Adani" w:hAnsi="Adani"/>
+          <w:b/>
+          <w:sz w:val="20"/>
+          <w:u w:val="none"/>
+        </w:rPr>
+        <w:t>ADANI AGRI LOGISTICS (SATNA) LIMITED</w:t>
+      </w:r>
+    </w:p>
+    <w:p>
+      <w:pPr>
+        <w:spacing w:before="0" w:after="20"/>
+        <w:jc w:val="left"/>
+      </w:pPr>
+      <w:r>
+        <w:rPr>
+          <w:rFonts w:ascii="Adani" w:hAnsi="Adani"/>
+          <w:b/>
+          <w:sz w:val="20"/>
+          <w:u w:val="none"/>
+        </w:rPr>
+        <w:t>ADANI AGRI LOGISTICS (HARDA) LIMITED</w:t>
+      </w:r>
+    </w:p>
+    <w:p>
+      <w:pPr>
+        <w:spacing w:before="0" w:after="20"/>
+        <w:jc w:val="left"/>
+      </w:pPr>
+      <w:r>
+        <w:rPr>
+          <w:rFonts w:ascii="Adani" w:hAnsi="Adani"/>
+          <w:b/>
+          <w:sz w:val="20"/>
+          <w:u w:val="none"/>
+        </w:rPr>
+        <w:t>ADANI AGRI LOGISTICS (HOSHANGABAD) LIMITED</w:t>
       </w:r>
     </w:p>
     <w:p>
@@ -2956,6 +3427,21 @@
           <w:sz w:val="20"/>
           <w:u w:val="none"/>
         </w:rPr>
+        <w:t>ADANI AGRI LOGISTICS KATIHAR TWO LIMITED</w:t>
+      </w:r>
+    </w:p>
+    <w:p>
+      <w:pPr>
+        <w:spacing w:before="0" w:after="20"/>
+        <w:jc w:val="left"/>
+      </w:pPr>
+      <w:r>
+        <w:rPr>
+          <w:rFonts w:ascii="Adani" w:hAnsi="Adani"/>
+          <w:b w:val="0"/>
+          <w:sz w:val="20"/>
+          <w:u w:val="none"/>
+        </w:rPr>
         <w:t>ADANI AGRI LOGISTICS (CHANDARI) LIMITED</w:t>
       </w:r>
     </w:p>
@@ -2971,7 +3457,7 @@
           <w:sz w:val="20"/>
           <w:u w:val="none"/>
         </w:rPr>
-        <w:t>ADANI AGRI LOGISTICS (HARDA) LIMITED</w:t>
+        <w:t>ADANI AGRI LOGISTICS (SANDILA) LIMITED</w:t>
       </w:r>
     </w:p>
     <w:p>
@@ -2986,22 +3472,7 @@
           <w:sz w:val="20"/>
           <w:u w:val="none"/>
         </w:rPr>
-        <w:t>ADANI AGRI LOGISTICS (SATNA) LIMITED</w:t>
-      </w:r>
-    </w:p>
-    <w:p>
-      <w:pPr>
-        <w:spacing w:before="0" w:after="20"/>
-        <w:jc w:val="left"/>
-      </w:pPr>
-      <w:r>
-        <w:rPr>
-          <w:rFonts w:ascii="Adani" w:hAnsi="Adani"/>
-          <w:b w:val="0"/>
-          <w:sz w:val="20"/>
-          <w:u w:val="none"/>
-        </w:rPr>
-        <w:t>ADANI AGRI LOGISTICS (HOSHANGABAD) LIMITED</w:t>
+        <w:t>ADANI AGRI LOGISTICS (GONDA) LIMITED</w:t>
       </w:r>
     </w:p>
     <w:p>
@@ -3032,6 +3503,51 @@
           <w:u w:val="none"/>
         </w:rPr>
         <w:t>ADANI AGRI LOGISTICS (PANIPAT) LIMITED</w:t>
+      </w:r>
+    </w:p>
+    <w:p>
+      <w:pPr>
+        <w:spacing w:before="0" w:after="20"/>
+        <w:jc w:val="left"/>
+      </w:pPr>
+      <w:r>
+        <w:rPr>
+          <w:rFonts w:ascii="Adani" w:hAnsi="Adani"/>
+          <w:b w:val="0"/>
+          <w:sz w:val="20"/>
+          <w:u w:val="none"/>
+        </w:rPr>
+        <w:t>ADANI AGRI LOGISTICS (SATNA) LIMITED</w:t>
+      </w:r>
+    </w:p>
+    <w:p>
+      <w:pPr>
+        <w:spacing w:before="0" w:after="20"/>
+        <w:jc w:val="left"/>
+      </w:pPr>
+      <w:r>
+        <w:rPr>
+          <w:rFonts w:ascii="Adani" w:hAnsi="Adani"/>
+          <w:b w:val="0"/>
+          <w:sz w:val="20"/>
+          <w:u w:val="none"/>
+        </w:rPr>
+        <w:t>ADANI AGRI LOGISTICS (HARDA) LIMITED</w:t>
+      </w:r>
+    </w:p>
+    <w:p>
+      <w:pPr>
+        <w:spacing w:before="0" w:after="20"/>
+        <w:jc w:val="left"/>
+      </w:pPr>
+      <w:r>
+        <w:rPr>
+          <w:rFonts w:ascii="Adani" w:hAnsi="Adani"/>
+          <w:b w:val="0"/>
+          <w:sz w:val="20"/>
+          <w:u w:val="none"/>
+        </w:rPr>
+        <w:t>ADANI AGRI LOGISTICS (HOSHANGABAD) LIMITED</w:t>
       </w:r>
     </w:p>
     <w:p>
@@ -3872,7 +4388,7 @@
                 <w:sz w:val="18"/>
                 <w:u w:val="none"/>
               </w:rPr>
-              <w:t>7</w:t>
+              <w:t>10</w:t>
             </w:r>
           </w:p>
         </w:tc>
@@ -4045,6 +4561,120 @@
                 <w:sz w:val="18"/>
                 <w:u w:val="none"/>
               </w:rPr>
+              <w:t>U45309GJ2022PLC136865</w:t>
+            </w:r>
+          </w:p>
+        </w:tc>
+        <w:tc>
+          <w:tcPr>
+            <w:tcW w:type="dxa" w:w="4252"/>
+            <w:shd w:val="clear" w:color="auto" w:fill="FFFFFF"/>
+            <w:tcBorders>
+              <w:top w:val="single" w:sz="4" w:space="0" w:color="000000"/>
+              <w:left w:val="single" w:sz="4" w:space="0" w:color="000000"/>
+              <w:bottom w:val="single" w:sz="4" w:space="0" w:color="000000"/>
+              <w:right w:val="single" w:sz="4" w:space="0" w:color="000000"/>
+            </w:tcBorders>
+            <w:vAlign w:val="center"/>
+          </w:tcPr>
+          <w:p>
+            <w:pPr>
+              <w:spacing w:before="40" w:after="40"/>
+              <w:jc w:val="left"/>
+            </w:pPr>
+            <w:r>
+              <w:rPr>
+                <w:rFonts w:ascii="Adani" w:hAnsi="Adani"/>
+                <w:b w:val="0"/>
+                <w:sz w:val="18"/>
+                <w:u w:val="none"/>
+              </w:rPr>
+              <w:t>ADANI AGRI LOGISTICS KATIHAR TWO LIMITED</w:t>
+            </w:r>
+          </w:p>
+        </w:tc>
+        <w:tc>
+          <w:tcPr>
+            <w:tcW w:type="dxa" w:w="1587"/>
+            <w:shd w:val="clear" w:color="auto" w:fill="FFFFFF"/>
+            <w:tcBorders>
+              <w:top w:val="single" w:sz="4" w:space="0" w:color="000000"/>
+              <w:left w:val="single" w:sz="4" w:space="0" w:color="000000"/>
+              <w:bottom w:val="single" w:sz="4" w:space="0" w:color="000000"/>
+              <w:right w:val="single" w:sz="4" w:space="0" w:color="000000"/>
+            </w:tcBorders>
+            <w:vAlign w:val="center"/>
+          </w:tcPr>
+          <w:p>
+            <w:pPr>
+              <w:spacing w:before="40" w:after="40"/>
+              <w:jc w:val="left"/>
+            </w:pPr>
+            <w:r>
+              <w:rPr>
+                <w:rFonts w:ascii="Adani" w:hAnsi="Adani"/>
+                <w:b w:val="0"/>
+                <w:sz w:val="18"/>
+                <w:u w:val="none"/>
+              </w:rPr>
+              <w:t>Additional Director</w:t>
+            </w:r>
+          </w:p>
+        </w:tc>
+        <w:tc>
+          <w:tcPr>
+            <w:tcW w:type="dxa" w:w="1304"/>
+            <w:shd w:val="clear" w:color="auto" w:fill="FFFFFF"/>
+            <w:tcBorders>
+              <w:top w:val="single" w:sz="4" w:space="0" w:color="000000"/>
+              <w:left w:val="single" w:sz="4" w:space="0" w:color="000000"/>
+              <w:bottom w:val="single" w:sz="4" w:space="0" w:color="000000"/>
+              <w:right w:val="single" w:sz="4" w:space="0" w:color="000000"/>
+            </w:tcBorders>
+            <w:vAlign w:val="center"/>
+          </w:tcPr>
+          <w:p>
+            <w:pPr>
+              <w:spacing w:before="40" w:after="40"/>
+              <w:jc w:val="left"/>
+            </w:pPr>
+            <w:r>
+              <w:rPr>
+                <w:rFonts w:ascii="Adani" w:hAnsi="Adani"/>
+                <w:b w:val="0"/>
+                <w:sz w:val="18"/>
+                <w:u w:val="none"/>
+              </w:rPr>
+              <w:t>10/03/2026</w:t>
+            </w:r>
+          </w:p>
+        </w:tc>
+      </w:tr>
+      <w:tr>
+        <w:tc>
+          <w:tcPr>
+            <w:tcW w:type="dxa" w:w="2268"/>
+            <w:shd w:val="clear" w:color="auto" w:fill="FFFFFF"/>
+            <w:tcBorders>
+              <w:top w:val="single" w:sz="4" w:space="0" w:color="000000"/>
+              <w:left w:val="single" w:sz="4" w:space="0" w:color="000000"/>
+              <w:bottom w:val="single" w:sz="4" w:space="0" w:color="000000"/>
+              <w:right w:val="single" w:sz="4" w:space="0" w:color="000000"/>
+            </w:tcBorders>
+            <w:vAlign w:val="center"/>
+          </w:tcPr>
+          <w:p>
+            <w:pPr>
+              <w:spacing w:before="40" w:after="40"/>
+              <w:jc w:val="left"/>
+            </w:pPr>
+            <w:r>
+              <w:rPr>
+                <w:rFonts w:ascii="Adani" w:hAnsi="Adani"/>
+                <w:b w:val="0"/>
+                <w:sz w:val="18"/>
+                <w:u w:val="none"/>
+              </w:rPr>
               <w:t>U45202GJ2022PLC136870</w:t>
             </w:r>
           </w:p>
@@ -4159,7 +4789,7 @@
                 <w:sz w:val="18"/>
                 <w:u w:val="none"/>
               </w:rPr>
-              <w:t>U63023GJ2014PLC079601</w:t>
+              <w:t>U45500GJ2022PLC136800</w:t>
             </w:r>
           </w:p>
         </w:tc>
@@ -4187,7 +4817,349 @@
                 <w:sz w:val="18"/>
                 <w:u w:val="none"/>
               </w:rPr>
-              <w:t>ADANI AGRI LOGISTICS (HARDA) LIMITED</w:t>
+              <w:t>ADANI AGRI LOGISTICS (SANDILA) LIMITED</w:t>
+            </w:r>
+          </w:p>
+        </w:tc>
+        <w:tc>
+          <w:tcPr>
+            <w:tcW w:type="dxa" w:w="1587"/>
+            <w:shd w:val="clear" w:color="auto" w:fill="FFFFFF"/>
+            <w:tcBorders>
+              <w:top w:val="single" w:sz="4" w:space="0" w:color="000000"/>
+              <w:left w:val="single" w:sz="4" w:space="0" w:color="000000"/>
+              <w:bottom w:val="single" w:sz="4" w:space="0" w:color="000000"/>
+              <w:right w:val="single" w:sz="4" w:space="0" w:color="000000"/>
+            </w:tcBorders>
+            <w:vAlign w:val="center"/>
+          </w:tcPr>
+          <w:p>
+            <w:pPr>
+              <w:spacing w:before="40" w:after="40"/>
+              <w:jc w:val="left"/>
+            </w:pPr>
+            <w:r>
+              <w:rPr>
+                <w:rFonts w:ascii="Adani" w:hAnsi="Adani"/>
+                <w:b w:val="0"/>
+                <w:sz w:val="18"/>
+                <w:u w:val="none"/>
+              </w:rPr>
+              <w:t>Additional Director</w:t>
+            </w:r>
+          </w:p>
+        </w:tc>
+        <w:tc>
+          <w:tcPr>
+            <w:tcW w:type="dxa" w:w="1304"/>
+            <w:shd w:val="clear" w:color="auto" w:fill="FFFFFF"/>
+            <w:tcBorders>
+              <w:top w:val="single" w:sz="4" w:space="0" w:color="000000"/>
+              <w:left w:val="single" w:sz="4" w:space="0" w:color="000000"/>
+              <w:bottom w:val="single" w:sz="4" w:space="0" w:color="000000"/>
+              <w:right w:val="single" w:sz="4" w:space="0" w:color="000000"/>
+            </w:tcBorders>
+            <w:vAlign w:val="center"/>
+          </w:tcPr>
+          <w:p>
+            <w:pPr>
+              <w:spacing w:before="40" w:after="40"/>
+              <w:jc w:val="left"/>
+            </w:pPr>
+            <w:r>
+              <w:rPr>
+                <w:rFonts w:ascii="Adani" w:hAnsi="Adani"/>
+                <w:b w:val="0"/>
+                <w:sz w:val="18"/>
+                <w:u w:val="none"/>
+              </w:rPr>
+              <w:t>10/03/2026</w:t>
+            </w:r>
+          </w:p>
+        </w:tc>
+      </w:tr>
+      <w:tr>
+        <w:tc>
+          <w:tcPr>
+            <w:tcW w:type="dxa" w:w="2268"/>
+            <w:shd w:val="clear" w:color="auto" w:fill="FFFFFF"/>
+            <w:tcBorders>
+              <w:top w:val="single" w:sz="4" w:space="0" w:color="000000"/>
+              <w:left w:val="single" w:sz="4" w:space="0" w:color="000000"/>
+              <w:bottom w:val="single" w:sz="4" w:space="0" w:color="000000"/>
+              <w:right w:val="single" w:sz="4" w:space="0" w:color="000000"/>
+            </w:tcBorders>
+            <w:vAlign w:val="center"/>
+          </w:tcPr>
+          <w:p>
+            <w:pPr>
+              <w:spacing w:before="40" w:after="40"/>
+              <w:jc w:val="left"/>
+            </w:pPr>
+            <w:r>
+              <w:rPr>
+                <w:rFonts w:ascii="Adani" w:hAnsi="Adani"/>
+                <w:b w:val="0"/>
+                <w:sz w:val="18"/>
+                <w:u w:val="none"/>
+              </w:rPr>
+              <w:t>U45500GJ2022PLC136899</w:t>
+            </w:r>
+          </w:p>
+        </w:tc>
+        <w:tc>
+          <w:tcPr>
+            <w:tcW w:type="dxa" w:w="4252"/>
+            <w:shd w:val="clear" w:color="auto" w:fill="FFFFFF"/>
+            <w:tcBorders>
+              <w:top w:val="single" w:sz="4" w:space="0" w:color="000000"/>
+              <w:left w:val="single" w:sz="4" w:space="0" w:color="000000"/>
+              <w:bottom w:val="single" w:sz="4" w:space="0" w:color="000000"/>
+              <w:right w:val="single" w:sz="4" w:space="0" w:color="000000"/>
+            </w:tcBorders>
+            <w:vAlign w:val="center"/>
+          </w:tcPr>
+          <w:p>
+            <w:pPr>
+              <w:spacing w:before="40" w:after="40"/>
+              <w:jc w:val="left"/>
+            </w:pPr>
+            <w:r>
+              <w:rPr>
+                <w:rFonts w:ascii="Adani" w:hAnsi="Adani"/>
+                <w:b w:val="0"/>
+                <w:sz w:val="18"/>
+                <w:u w:val="none"/>
+              </w:rPr>
+              <w:t>ADANI AGRI LOGISTICS (GONDA) LIMITED</w:t>
+            </w:r>
+          </w:p>
+        </w:tc>
+        <w:tc>
+          <w:tcPr>
+            <w:tcW w:type="dxa" w:w="1587"/>
+            <w:shd w:val="clear" w:color="auto" w:fill="FFFFFF"/>
+            <w:tcBorders>
+              <w:top w:val="single" w:sz="4" w:space="0" w:color="000000"/>
+              <w:left w:val="single" w:sz="4" w:space="0" w:color="000000"/>
+              <w:bottom w:val="single" w:sz="4" w:space="0" w:color="000000"/>
+              <w:right w:val="single" w:sz="4" w:space="0" w:color="000000"/>
+            </w:tcBorders>
+            <w:vAlign w:val="center"/>
+          </w:tcPr>
+          <w:p>
+            <w:pPr>
+              <w:spacing w:before="40" w:after="40"/>
+              <w:jc w:val="left"/>
+            </w:pPr>
+            <w:r>
+              <w:rPr>
+                <w:rFonts w:ascii="Adani" w:hAnsi="Adani"/>
+                <w:b w:val="0"/>
+                <w:sz w:val="18"/>
+                <w:u w:val="none"/>
+              </w:rPr>
+              <w:t>Additional Director</w:t>
+            </w:r>
+          </w:p>
+        </w:tc>
+        <w:tc>
+          <w:tcPr>
+            <w:tcW w:type="dxa" w:w="1304"/>
+            <w:shd w:val="clear" w:color="auto" w:fill="FFFFFF"/>
+            <w:tcBorders>
+              <w:top w:val="single" w:sz="4" w:space="0" w:color="000000"/>
+              <w:left w:val="single" w:sz="4" w:space="0" w:color="000000"/>
+              <w:bottom w:val="single" w:sz="4" w:space="0" w:color="000000"/>
+              <w:right w:val="single" w:sz="4" w:space="0" w:color="000000"/>
+            </w:tcBorders>
+            <w:vAlign w:val="center"/>
+          </w:tcPr>
+          <w:p>
+            <w:pPr>
+              <w:spacing w:before="40" w:after="40"/>
+              <w:jc w:val="left"/>
+            </w:pPr>
+            <w:r>
+              <w:rPr>
+                <w:rFonts w:ascii="Adani" w:hAnsi="Adani"/>
+                <w:b w:val="0"/>
+                <w:sz w:val="18"/>
+                <w:u w:val="none"/>
+              </w:rPr>
+              <w:t>10/03/2026</w:t>
+            </w:r>
+          </w:p>
+        </w:tc>
+      </w:tr>
+      <w:tr>
+        <w:tc>
+          <w:tcPr>
+            <w:tcW w:type="dxa" w:w="2268"/>
+            <w:shd w:val="clear" w:color="auto" w:fill="FFFFFF"/>
+            <w:tcBorders>
+              <w:top w:val="single" w:sz="4" w:space="0" w:color="000000"/>
+              <w:left w:val="single" w:sz="4" w:space="0" w:color="000000"/>
+              <w:bottom w:val="single" w:sz="4" w:space="0" w:color="000000"/>
+              <w:right w:val="single" w:sz="4" w:space="0" w:color="000000"/>
+            </w:tcBorders>
+            <w:vAlign w:val="center"/>
+          </w:tcPr>
+          <w:p>
+            <w:pPr>
+              <w:spacing w:before="40" w:after="40"/>
+              <w:jc w:val="left"/>
+            </w:pPr>
+            <w:r>
+              <w:rPr>
+                <w:rFonts w:ascii="Adani" w:hAnsi="Adani"/>
+                <w:b w:val="0"/>
+                <w:sz w:val="18"/>
+                <w:u w:val="none"/>
+              </w:rPr>
+              <w:t>U63000GJ2014PLC079619</w:t>
+            </w:r>
+          </w:p>
+        </w:tc>
+        <w:tc>
+          <w:tcPr>
+            <w:tcW w:type="dxa" w:w="4252"/>
+            <w:shd w:val="clear" w:color="auto" w:fill="FFFFFF"/>
+            <w:tcBorders>
+              <w:top w:val="single" w:sz="4" w:space="0" w:color="000000"/>
+              <w:left w:val="single" w:sz="4" w:space="0" w:color="000000"/>
+              <w:bottom w:val="single" w:sz="4" w:space="0" w:color="000000"/>
+              <w:right w:val="single" w:sz="4" w:space="0" w:color="000000"/>
+            </w:tcBorders>
+            <w:vAlign w:val="center"/>
+          </w:tcPr>
+          <w:p>
+            <w:pPr>
+              <w:spacing w:before="40" w:after="40"/>
+              <w:jc w:val="left"/>
+            </w:pPr>
+            <w:r>
+              <w:rPr>
+                <w:rFonts w:ascii="Adani" w:hAnsi="Adani"/>
+                <w:b w:val="0"/>
+                <w:sz w:val="18"/>
+                <w:u w:val="none"/>
+              </w:rPr>
+              <w:t>ADANI AGRI LOGISTICS (UJJAIN) LIMITED</w:t>
+            </w:r>
+          </w:p>
+        </w:tc>
+        <w:tc>
+          <w:tcPr>
+            <w:tcW w:type="dxa" w:w="1587"/>
+            <w:shd w:val="clear" w:color="auto" w:fill="FFFFFF"/>
+            <w:tcBorders>
+              <w:top w:val="single" w:sz="4" w:space="0" w:color="000000"/>
+              <w:left w:val="single" w:sz="4" w:space="0" w:color="000000"/>
+              <w:bottom w:val="single" w:sz="4" w:space="0" w:color="000000"/>
+              <w:right w:val="single" w:sz="4" w:space="0" w:color="000000"/>
+            </w:tcBorders>
+            <w:vAlign w:val="center"/>
+          </w:tcPr>
+          <w:p>
+            <w:pPr>
+              <w:spacing w:before="40" w:after="40"/>
+              <w:jc w:val="left"/>
+            </w:pPr>
+            <w:r>
+              <w:rPr>
+                <w:rFonts w:ascii="Adani" w:hAnsi="Adani"/>
+                <w:b w:val="0"/>
+                <w:sz w:val="18"/>
+                <w:u w:val="none"/>
+              </w:rPr>
+              <w:t>Additional Director</w:t>
+            </w:r>
+          </w:p>
+        </w:tc>
+        <w:tc>
+          <w:tcPr>
+            <w:tcW w:type="dxa" w:w="1304"/>
+            <w:shd w:val="clear" w:color="auto" w:fill="FFFFFF"/>
+            <w:tcBorders>
+              <w:top w:val="single" w:sz="4" w:space="0" w:color="000000"/>
+              <w:left w:val="single" w:sz="4" w:space="0" w:color="000000"/>
+              <w:bottom w:val="single" w:sz="4" w:space="0" w:color="000000"/>
+              <w:right w:val="single" w:sz="4" w:space="0" w:color="000000"/>
+            </w:tcBorders>
+            <w:vAlign w:val="center"/>
+          </w:tcPr>
+          <w:p>
+            <w:pPr>
+              <w:spacing w:before="40" w:after="40"/>
+              <w:jc w:val="left"/>
+            </w:pPr>
+            <w:r>
+              <w:rPr>
+                <w:rFonts w:ascii="Adani" w:hAnsi="Adani"/>
+                <w:b w:val="0"/>
+                <w:sz w:val="18"/>
+                <w:u w:val="none"/>
+              </w:rPr>
+              <w:t>29/10/2025</w:t>
+            </w:r>
+          </w:p>
+        </w:tc>
+      </w:tr>
+      <w:tr>
+        <w:tc>
+          <w:tcPr>
+            <w:tcW w:type="dxa" w:w="2268"/>
+            <w:shd w:val="clear" w:color="auto" w:fill="FFFFFF"/>
+            <w:tcBorders>
+              <w:top w:val="single" w:sz="4" w:space="0" w:color="000000"/>
+              <w:left w:val="single" w:sz="4" w:space="0" w:color="000000"/>
+              <w:bottom w:val="single" w:sz="4" w:space="0" w:color="000000"/>
+              <w:right w:val="single" w:sz="4" w:space="0" w:color="000000"/>
+            </w:tcBorders>
+            <w:vAlign w:val="center"/>
+          </w:tcPr>
+          <w:p>
+            <w:pPr>
+              <w:spacing w:before="40" w:after="40"/>
+              <w:jc w:val="left"/>
+            </w:pPr>
+            <w:r>
+              <w:rPr>
+                <w:rFonts w:ascii="Adani" w:hAnsi="Adani"/>
+                <w:b w:val="0"/>
+                <w:sz w:val="18"/>
+                <w:u w:val="none"/>
+              </w:rPr>
+              <w:t>U63030GJ2017PLC095073</w:t>
+            </w:r>
+          </w:p>
+        </w:tc>
+        <w:tc>
+          <w:tcPr>
+            <w:tcW w:type="dxa" w:w="4252"/>
+            <w:shd w:val="clear" w:color="auto" w:fill="FFFFFF"/>
+            <w:tcBorders>
+              <w:top w:val="single" w:sz="4" w:space="0" w:color="000000"/>
+              <w:left w:val="single" w:sz="4" w:space="0" w:color="000000"/>
+              <w:bottom w:val="single" w:sz="4" w:space="0" w:color="000000"/>
+              <w:right w:val="single" w:sz="4" w:space="0" w:color="000000"/>
+            </w:tcBorders>
+            <w:vAlign w:val="center"/>
+          </w:tcPr>
+          <w:p>
+            <w:pPr>
+              <w:spacing w:before="40" w:after="40"/>
+              <w:jc w:val="left"/>
+            </w:pPr>
+            <w:r>
+              <w:rPr>
+                <w:rFonts w:ascii="Adani" w:hAnsi="Adani"/>
+                <w:b w:val="0"/>
+                <w:sz w:val="18"/>
+                <w:u w:val="none"/>
+              </w:rPr>
+              <w:t>ADANI AGRI LOGISTICS (PANIPAT) LIMITED</w:t>
             </w:r>
           </w:p>
         </w:tc>
@@ -4387,7 +5359,7 @@
                 <w:sz w:val="18"/>
                 <w:u w:val="none"/>
               </w:rPr>
-              <w:t>U63000GJ2014PLC079611</w:t>
+              <w:t>U63023GJ2014PLC079601</w:t>
             </w:r>
           </w:p>
         </w:tc>
@@ -4415,7 +5387,7 @@
                 <w:sz w:val="18"/>
                 <w:u w:val="none"/>
               </w:rPr>
-              <w:t>ADANI AGRI LOGISTICS (HOSHANGABAD) LIMITED</w:t>
+              <w:t>ADANI AGRI LOGISTICS (HARDA) LIMITED</w:t>
             </w:r>
           </w:p>
         </w:tc>
@@ -4501,7 +5473,7 @@
                 <w:sz w:val="18"/>
                 <w:u w:val="none"/>
               </w:rPr>
-              <w:t>U63000GJ2014PLC079619</w:t>
+              <w:t>U63000GJ2014PLC079611</w:t>
             </w:r>
           </w:p>
         </w:tc>
@@ -4529,121 +5501,7 @@
                 <w:sz w:val="18"/>
                 <w:u w:val="none"/>
               </w:rPr>
-              <w:t>ADANI AGRI LOGISTICS (UJJAIN) LIMITED</w:t>
-            </w:r>
-          </w:p>
-        </w:tc>
-        <w:tc>
-          <w:tcPr>
-            <w:tcW w:type="dxa" w:w="1587"/>
-            <w:shd w:val="clear" w:color="auto" w:fill="FFFFFF"/>
-            <w:tcBorders>
-              <w:top w:val="single" w:sz="4" w:space="0" w:color="000000"/>
-              <w:left w:val="single" w:sz="4" w:space="0" w:color="000000"/>
-              <w:bottom w:val="single" w:sz="4" w:space="0" w:color="000000"/>
-              <w:right w:val="single" w:sz="4" w:space="0" w:color="000000"/>
-            </w:tcBorders>
-            <w:vAlign w:val="center"/>
-          </w:tcPr>
-          <w:p>
-            <w:pPr>
-              <w:spacing w:before="40" w:after="40"/>
-              <w:jc w:val="left"/>
-            </w:pPr>
-            <w:r>
-              <w:rPr>
-                <w:rFonts w:ascii="Adani" w:hAnsi="Adani"/>
-                <w:b w:val="0"/>
-                <w:sz w:val="18"/>
-                <w:u w:val="none"/>
-              </w:rPr>
-              <w:t>Additional Director</w:t>
-            </w:r>
-          </w:p>
-        </w:tc>
-        <w:tc>
-          <w:tcPr>
-            <w:tcW w:type="dxa" w:w="1304"/>
-            <w:shd w:val="clear" w:color="auto" w:fill="FFFFFF"/>
-            <w:tcBorders>
-              <w:top w:val="single" w:sz="4" w:space="0" w:color="000000"/>
-              <w:left w:val="single" w:sz="4" w:space="0" w:color="000000"/>
-              <w:bottom w:val="single" w:sz="4" w:space="0" w:color="000000"/>
-              <w:right w:val="single" w:sz="4" w:space="0" w:color="000000"/>
-            </w:tcBorders>
-            <w:vAlign w:val="center"/>
-          </w:tcPr>
-          <w:p>
-            <w:pPr>
-              <w:spacing w:before="40" w:after="40"/>
-              <w:jc w:val="left"/>
-            </w:pPr>
-            <w:r>
-              <w:rPr>
-                <w:rFonts w:ascii="Adani" w:hAnsi="Adani"/>
-                <w:b w:val="0"/>
-                <w:sz w:val="18"/>
-                <w:u w:val="none"/>
-              </w:rPr>
-              <w:t>29/10/2025</w:t>
-            </w:r>
-          </w:p>
-        </w:tc>
-      </w:tr>
-      <w:tr>
-        <w:tc>
-          <w:tcPr>
-            <w:tcW w:type="dxa" w:w="2268"/>
-            <w:shd w:val="clear" w:color="auto" w:fill="FFFFFF"/>
-            <w:tcBorders>
-              <w:top w:val="single" w:sz="4" w:space="0" w:color="000000"/>
-              <w:left w:val="single" w:sz="4" w:space="0" w:color="000000"/>
-              <w:bottom w:val="single" w:sz="4" w:space="0" w:color="000000"/>
-              <w:right w:val="single" w:sz="4" w:space="0" w:color="000000"/>
-            </w:tcBorders>
-            <w:vAlign w:val="center"/>
-          </w:tcPr>
-          <w:p>
-            <w:pPr>
-              <w:spacing w:before="40" w:after="40"/>
-              <w:jc w:val="left"/>
-            </w:pPr>
-            <w:r>
-              <w:rPr>
-                <w:rFonts w:ascii="Adani" w:hAnsi="Adani"/>
-                <w:b w:val="0"/>
-                <w:sz w:val="18"/>
-                <w:u w:val="none"/>
-              </w:rPr>
-              <w:t>U63030GJ2017PLC095073</w:t>
-            </w:r>
-          </w:p>
-        </w:tc>
-        <w:tc>
-          <w:tcPr>
-            <w:tcW w:type="dxa" w:w="4252"/>
-            <w:shd w:val="clear" w:color="auto" w:fill="FFFFFF"/>
-            <w:tcBorders>
-              <w:top w:val="single" w:sz="4" w:space="0" w:color="000000"/>
-              <w:left w:val="single" w:sz="4" w:space="0" w:color="000000"/>
-              <w:bottom w:val="single" w:sz="4" w:space="0" w:color="000000"/>
-              <w:right w:val="single" w:sz="4" w:space="0" w:color="000000"/>
-            </w:tcBorders>
-            <w:vAlign w:val="center"/>
-          </w:tcPr>
-          <w:p>
-            <w:pPr>
-              <w:spacing w:before="40" w:after="40"/>
-              <w:jc w:val="left"/>
-            </w:pPr>
-            <w:r>
-              <w:rPr>
-                <w:rFonts w:ascii="Adani" w:hAnsi="Adani"/>
-                <w:b w:val="0"/>
-                <w:sz w:val="18"/>
-                <w:u w:val="none"/>
-              </w:rPr>
-              <w:t>ADANI AGRI LOGISTICS (PANIPAT) LIMITED</w:t>
+              <w:t>ADANI AGRI LOGISTICS (HOSHANGABAD) LIMITED</w:t>
             </w:r>
           </w:p>
         </w:tc>

--- a/Backend/Director_Disclosure/Output_Disclosures/2024-25/ADANI_AGRI_LOGISTICS__SATNA__LIMITED/MBP-1/MBP1_Ashish_Mishra_11357012.docx
+++ b/Backend/Director_Disclosure/Output_Disclosures/2024-25/ADANI_AGRI_LOGISTICS__SATNA__LIMITED/MBP-1/MBP1_Ashish_Mishra_11357012.docx
@@ -389,7 +389,7 @@
                 <w:sz w:val="18"/>
                 <w:u w:val="none"/>
               </w:rPr>
-              <w:t>ADANI AGRI LOGISTICS KATIHAR TWO LIMITED</w:t>
+              <w:t>ADANI AGRI LOGISTICS (SANDILA) LIMITED</w:t>
             </w:r>
           </w:p>
         </w:tc>
@@ -673,7 +673,7 @@
                 <w:sz w:val="18"/>
                 <w:u w:val="none"/>
               </w:rPr>
-              <w:t>ADANI AGRI LOGISTICS (SANDILA) LIMITED</w:t>
+              <w:t>ADANI AGRI LOGISTICS KATIHAR TWO LIMITED</w:t>
             </w:r>
           </w:p>
         </w:tc>
@@ -957,7 +957,7 @@
                 <w:sz w:val="18"/>
                 <w:u w:val="none"/>
               </w:rPr>
-              <w:t>ADANI AGRI LOGISTICS (UJJAIN) LIMITED</w:t>
+              <w:t>ADANI AGRI LOGISTICS (SATNA) LIMITED</w:t>
             </w:r>
           </w:p>
         </w:tc>
@@ -1241,7 +1241,7 @@
                 <w:sz w:val="18"/>
                 <w:u w:val="none"/>
               </w:rPr>
-              <w:t>ADANI AGRI LOGISTICS (SATNA) LIMITED</w:t>
+              <w:t>ADANI AGRI LOGISTICS (UJJAIN) LIMITED</w:t>
             </w:r>
           </w:p>
         </w:tc>
@@ -1383,7 +1383,7 @@
                 <w:sz w:val="18"/>
                 <w:u w:val="none"/>
               </w:rPr>
-              <w:t>ADANI AGRI LOGISTICS (HARDA) LIMITED</w:t>
+              <w:t>ADANI AGRI LOGISTICS (HOSHANGABAD) LIMITED</w:t>
             </w:r>
           </w:p>
         </w:tc>
@@ -1525,7 +1525,7 @@
                 <w:sz w:val="18"/>
                 <w:u w:val="none"/>
               </w:rPr>
-              <w:t>ADANI AGRI LOGISTICS (HOSHANGABAD) LIMITED</w:t>
+              <w:t>ADANI AGRI LOGISTICS (HARDA) LIMITED</w:t>
             </w:r>
           </w:p>
         </w:tc>
@@ -1988,7 +1988,7 @@
                 <w:sz w:val="18"/>
                 <w:u w:val="none"/>
               </w:rPr>
-              <w:t>Date:   27th May, 2026</w:t>
+              <w:t>Date:   09th June, 2026</w:t>
             </w:r>
           </w:p>
         </w:tc>
@@ -3025,7 +3025,7 @@
                 <w:sz w:val="18"/>
                 <w:u w:val="none"/>
               </w:rPr>
-              <w:t>Date:   27th May, 2026</w:t>
+              <w:t>Date:   09th June, 2026</w:t>
             </w:r>
           </w:p>
         </w:tc>
@@ -3186,7 +3186,7 @@
           <w:sz w:val="20"/>
           <w:u w:val="none"/>
         </w:rPr>
-        <w:t>27th May, 2026</w:t>
+        <w:t>09th June, 2026</w:t>
       </w:r>
     </w:p>
     <w:p>
@@ -3231,7 +3231,7 @@
           <w:sz w:val="20"/>
           <w:u w:val="none"/>
         </w:rPr>
-        <w:t>ADANI AGRI LOGISTICS KATIHAR TWO LIMITED</w:t>
+        <w:t>ADANI AGRI LOGISTICS (SANDILA) LIMITED</w:t>
       </w:r>
     </w:p>
     <w:p>
@@ -3261,7 +3261,7 @@
           <w:sz w:val="20"/>
           <w:u w:val="none"/>
         </w:rPr>
-        <w:t>ADANI AGRI LOGISTICS (SANDILA) LIMITED</w:t>
+        <w:t>ADANI AGRI LOGISTICS KATIHAR TWO LIMITED</w:t>
       </w:r>
     </w:p>
     <w:p>
@@ -3291,7 +3291,7 @@
           <w:sz w:val="20"/>
           <w:u w:val="none"/>
         </w:rPr>
-        <w:t>ADANI AGRI LOGISTICS (UJJAIN) LIMITED</w:t>
+        <w:t>ADANI AGRI LOGISTICS (SATNA) LIMITED</w:t>
       </w:r>
     </w:p>
     <w:p>
@@ -3321,7 +3321,22 @@
           <w:sz w:val="20"/>
           <w:u w:val="none"/>
         </w:rPr>
-        <w:t>ADANI AGRI LOGISTICS (SATNA) LIMITED</w:t>
+        <w:t>ADANI AGRI LOGISTICS (UJJAIN) LIMITED</w:t>
+      </w:r>
+    </w:p>
+    <w:p>
+      <w:pPr>
+        <w:spacing w:before="0" w:after="20"/>
+        <w:jc w:val="left"/>
+      </w:pPr>
+      <w:r>
+        <w:rPr>
+          <w:rFonts w:ascii="Adani" w:hAnsi="Adani"/>
+          <w:b/>
+          <w:sz w:val="20"/>
+          <w:u w:val="none"/>
+        </w:rPr>
+        <w:t>ADANI AGRI LOGISTICS (HOSHANGABAD) LIMITED</w:t>
       </w:r>
     </w:p>
     <w:p>
@@ -3337,21 +3352,6 @@
           <w:u w:val="none"/>
         </w:rPr>
         <w:t>ADANI AGRI LOGISTICS (HARDA) LIMITED</w:t>
-      </w:r>
-    </w:p>
-    <w:p>
-      <w:pPr>
-        <w:spacing w:before="0" w:after="20"/>
-        <w:jc w:val="left"/>
-      </w:pPr>
-      <w:r>
-        <w:rPr>
-          <w:rFonts w:ascii="Adani" w:hAnsi="Adani"/>
-          <w:b/>
-          <w:sz w:val="20"/>
-          <w:u w:val="none"/>
-        </w:rPr>
-        <w:t>ADANI AGRI LOGISTICS (HOSHANGABAD) LIMITED</w:t>
       </w:r>
     </w:p>
     <w:p>
@@ -3427,7 +3427,7 @@
           <w:sz w:val="20"/>
           <w:u w:val="none"/>
         </w:rPr>
-        <w:t>ADANI AGRI LOGISTICS KATIHAR TWO LIMITED</w:t>
+        <w:t>ADANI AGRI LOGISTICS (SANDILA) LIMITED</w:t>
       </w:r>
     </w:p>
     <w:p>
@@ -3457,7 +3457,7 @@
           <w:sz w:val="20"/>
           <w:u w:val="none"/>
         </w:rPr>
-        <w:t>ADANI AGRI LOGISTICS (SANDILA) LIMITED</w:t>
+        <w:t>ADANI AGRI LOGISTICS KATIHAR TWO LIMITED</w:t>
       </w:r>
     </w:p>
     <w:p>
@@ -3487,7 +3487,7 @@
           <w:sz w:val="20"/>
           <w:u w:val="none"/>
         </w:rPr>
-        <w:t>ADANI AGRI LOGISTICS (UJJAIN) LIMITED</w:t>
+        <w:t>ADANI AGRI LOGISTICS (SATNA) LIMITED</w:t>
       </w:r>
     </w:p>
     <w:p>
@@ -3517,7 +3517,22 @@
           <w:sz w:val="20"/>
           <w:u w:val="none"/>
         </w:rPr>
-        <w:t>ADANI AGRI LOGISTICS (SATNA) LIMITED</w:t>
+        <w:t>ADANI AGRI LOGISTICS (UJJAIN) LIMITED</w:t>
+      </w:r>
+    </w:p>
+    <w:p>
+      <w:pPr>
+        <w:spacing w:before="0" w:after="20"/>
+        <w:jc w:val="left"/>
+      </w:pPr>
+      <w:r>
+        <w:rPr>
+          <w:rFonts w:ascii="Adani" w:hAnsi="Adani"/>
+          <w:b w:val="0"/>
+          <w:sz w:val="20"/>
+          <w:u w:val="none"/>
+        </w:rPr>
+        <w:t>ADANI AGRI LOGISTICS (HOSHANGABAD) LIMITED</w:t>
       </w:r>
     </w:p>
     <w:p>
@@ -3533,21 +3548,6 @@
           <w:u w:val="none"/>
         </w:rPr>
         <w:t>ADANI AGRI LOGISTICS (HARDA) LIMITED</w:t>
-      </w:r>
-    </w:p>
-    <w:p>
-      <w:pPr>
-        <w:spacing w:before="0" w:after="20"/>
-        <w:jc w:val="left"/>
-      </w:pPr>
-      <w:r>
-        <w:rPr>
-          <w:rFonts w:ascii="Adani" w:hAnsi="Adani"/>
-          <w:b w:val="0"/>
-          <w:sz w:val="20"/>
-          <w:u w:val="none"/>
-        </w:rPr>
-        <w:t>ADANI AGRI LOGISTICS (HOSHANGABAD) LIMITED</w:t>
       </w:r>
     </w:p>
     <w:p>
@@ -4561,7 +4561,7 @@
                 <w:sz w:val="18"/>
                 <w:u w:val="none"/>
               </w:rPr>
-              <w:t>U45309GJ2022PLC136865</w:t>
+              <w:t>U45500GJ2022PLC136800</w:t>
             </w:r>
           </w:p>
         </w:tc>
@@ -4589,7 +4589,7 @@
                 <w:sz w:val="18"/>
                 <w:u w:val="none"/>
               </w:rPr>
-              <w:t>ADANI AGRI LOGISTICS KATIHAR TWO LIMITED</w:t>
+              <w:t>ADANI AGRI LOGISTICS (SANDILA) LIMITED</w:t>
             </w:r>
           </w:p>
         </w:tc>
@@ -4789,7 +4789,7 @@
                 <w:sz w:val="18"/>
                 <w:u w:val="none"/>
               </w:rPr>
-              <w:t>U45500GJ2022PLC136800</w:t>
+              <w:t>U45309GJ2022PLC136865</w:t>
             </w:r>
           </w:p>
         </w:tc>
@@ -4817,7 +4817,7 @@
                 <w:sz w:val="18"/>
                 <w:u w:val="none"/>
               </w:rPr>
-              <w:t>ADANI AGRI LOGISTICS (SANDILA) LIMITED</w:t>
+              <w:t>ADANI AGRI LOGISTICS KATIHAR TWO LIMITED</w:t>
             </w:r>
           </w:p>
         </w:tc>
@@ -5017,7 +5017,7 @@
                 <w:sz w:val="18"/>
                 <w:u w:val="none"/>
               </w:rPr>
-              <w:t>U63000GJ2014PLC079619</w:t>
+              <w:t>U63000GJ2014PLC079612</w:t>
             </w:r>
           </w:p>
         </w:tc>
@@ -5045,7 +5045,7 @@
                 <w:sz w:val="18"/>
                 <w:u w:val="none"/>
               </w:rPr>
-              <w:t>ADANI AGRI LOGISTICS (UJJAIN) LIMITED</w:t>
+              <w:t>ADANI AGRI LOGISTICS (SATNA) LIMITED</w:t>
             </w:r>
           </w:p>
         </w:tc>
@@ -5245,7 +5245,7 @@
                 <w:sz w:val="18"/>
                 <w:u w:val="none"/>
               </w:rPr>
-              <w:t>U63000GJ2014PLC079612</w:t>
+              <w:t>U63000GJ2014PLC079619</w:t>
             </w:r>
           </w:p>
         </w:tc>
@@ -5273,7 +5273,121 @@
                 <w:sz w:val="18"/>
                 <w:u w:val="none"/>
               </w:rPr>
-              <w:t>ADANI AGRI LOGISTICS (SATNA) LIMITED</w:t>
+              <w:t>ADANI AGRI LOGISTICS (UJJAIN) LIMITED</w:t>
+            </w:r>
+          </w:p>
+        </w:tc>
+        <w:tc>
+          <w:tcPr>
+            <w:tcW w:type="dxa" w:w="1587"/>
+            <w:shd w:val="clear" w:color="auto" w:fill="FFFFFF"/>
+            <w:tcBorders>
+              <w:top w:val="single" w:sz="4" w:space="0" w:color="000000"/>
+              <w:left w:val="single" w:sz="4" w:space="0" w:color="000000"/>
+              <w:bottom w:val="single" w:sz="4" w:space="0" w:color="000000"/>
+              <w:right w:val="single" w:sz="4" w:space="0" w:color="000000"/>
+            </w:tcBorders>
+            <w:vAlign w:val="center"/>
+          </w:tcPr>
+          <w:p>
+            <w:pPr>
+              <w:spacing w:before="40" w:after="40"/>
+              <w:jc w:val="left"/>
+            </w:pPr>
+            <w:r>
+              <w:rPr>
+                <w:rFonts w:ascii="Adani" w:hAnsi="Adani"/>
+                <w:b w:val="0"/>
+                <w:sz w:val="18"/>
+                <w:u w:val="none"/>
+              </w:rPr>
+              <w:t>Additional Director</w:t>
+            </w:r>
+          </w:p>
+        </w:tc>
+        <w:tc>
+          <w:tcPr>
+            <w:tcW w:type="dxa" w:w="1304"/>
+            <w:shd w:val="clear" w:color="auto" w:fill="FFFFFF"/>
+            <w:tcBorders>
+              <w:top w:val="single" w:sz="4" w:space="0" w:color="000000"/>
+              <w:left w:val="single" w:sz="4" w:space="0" w:color="000000"/>
+              <w:bottom w:val="single" w:sz="4" w:space="0" w:color="000000"/>
+              <w:right w:val="single" w:sz="4" w:space="0" w:color="000000"/>
+            </w:tcBorders>
+            <w:vAlign w:val="center"/>
+          </w:tcPr>
+          <w:p>
+            <w:pPr>
+              <w:spacing w:before="40" w:after="40"/>
+              <w:jc w:val="left"/>
+            </w:pPr>
+            <w:r>
+              <w:rPr>
+                <w:rFonts w:ascii="Adani" w:hAnsi="Adani"/>
+                <w:b w:val="0"/>
+                <w:sz w:val="18"/>
+                <w:u w:val="none"/>
+              </w:rPr>
+              <w:t>29/10/2025</w:t>
+            </w:r>
+          </w:p>
+        </w:tc>
+      </w:tr>
+      <w:tr>
+        <w:tc>
+          <w:tcPr>
+            <w:tcW w:type="dxa" w:w="2268"/>
+            <w:shd w:val="clear" w:color="auto" w:fill="FFFFFF"/>
+            <w:tcBorders>
+              <w:top w:val="single" w:sz="4" w:space="0" w:color="000000"/>
+              <w:left w:val="single" w:sz="4" w:space="0" w:color="000000"/>
+              <w:bottom w:val="single" w:sz="4" w:space="0" w:color="000000"/>
+              <w:right w:val="single" w:sz="4" w:space="0" w:color="000000"/>
+            </w:tcBorders>
+            <w:vAlign w:val="center"/>
+          </w:tcPr>
+          <w:p>
+            <w:pPr>
+              <w:spacing w:before="40" w:after="40"/>
+              <w:jc w:val="left"/>
+            </w:pPr>
+            <w:r>
+              <w:rPr>
+                <w:rFonts w:ascii="Adani" w:hAnsi="Adani"/>
+                <w:b w:val="0"/>
+                <w:sz w:val="18"/>
+                <w:u w:val="none"/>
+              </w:rPr>
+              <w:t>U63000GJ2014PLC079611</w:t>
+            </w:r>
+          </w:p>
+        </w:tc>
+        <w:tc>
+          <w:tcPr>
+            <w:tcW w:type="dxa" w:w="4252"/>
+            <w:shd w:val="clear" w:color="auto" w:fill="FFFFFF"/>
+            <w:tcBorders>
+              <w:top w:val="single" w:sz="4" w:space="0" w:color="000000"/>
+              <w:left w:val="single" w:sz="4" w:space="0" w:color="000000"/>
+              <w:bottom w:val="single" w:sz="4" w:space="0" w:color="000000"/>
+              <w:right w:val="single" w:sz="4" w:space="0" w:color="000000"/>
+            </w:tcBorders>
+            <w:vAlign w:val="center"/>
+          </w:tcPr>
+          <w:p>
+            <w:pPr>
+              <w:spacing w:before="40" w:after="40"/>
+              <w:jc w:val="left"/>
+            </w:pPr>
+            <w:r>
+              <w:rPr>
+                <w:rFonts w:ascii="Adani" w:hAnsi="Adani"/>
+                <w:b w:val="0"/>
+                <w:sz w:val="18"/>
+                <w:u w:val="none"/>
+              </w:rPr>
+              <w:t>ADANI AGRI LOGISTICS (HOSHANGABAD) LIMITED</w:t>
             </w:r>
           </w:p>
         </w:tc>
@@ -5388,120 +5502,6 @@
                 <w:u w:val="none"/>
               </w:rPr>
               <w:t>ADANI AGRI LOGISTICS (HARDA) LIMITED</w:t>
-            </w:r>
-          </w:p>
-        </w:tc>
-        <w:tc>
-          <w:tcPr>
-            <w:tcW w:type="dxa" w:w="1587"/>
-            <w:shd w:val="clear" w:color="auto" w:fill="FFFFFF"/>
-            <w:tcBorders>
-              <w:top w:val="single" w:sz="4" w:space="0" w:color="000000"/>
-              <w:left w:val="single" w:sz="4" w:space="0" w:color="000000"/>
-              <w:bottom w:val="single" w:sz="4" w:space="0" w:color="000000"/>
-              <w:right w:val="single" w:sz="4" w:space="0" w:color="000000"/>
-            </w:tcBorders>
-            <w:vAlign w:val="center"/>
-          </w:tcPr>
-          <w:p>
-            <w:pPr>
-              <w:spacing w:before="40" w:after="40"/>
-              <w:jc w:val="left"/>
-            </w:pPr>
-            <w:r>
-              <w:rPr>
-                <w:rFonts w:ascii="Adani" w:hAnsi="Adani"/>
-                <w:b w:val="0"/>
-                <w:sz w:val="18"/>
-                <w:u w:val="none"/>
-              </w:rPr>
-              <w:t>Additional Director</w:t>
-            </w:r>
-          </w:p>
-        </w:tc>
-        <w:tc>
-          <w:tcPr>
-            <w:tcW w:type="dxa" w:w="1304"/>
-            <w:shd w:val="clear" w:color="auto" w:fill="FFFFFF"/>
-            <w:tcBorders>
-              <w:top w:val="single" w:sz="4" w:space="0" w:color="000000"/>
-              <w:left w:val="single" w:sz="4" w:space="0" w:color="000000"/>
-              <w:bottom w:val="single" w:sz="4" w:space="0" w:color="000000"/>
-              <w:right w:val="single" w:sz="4" w:space="0" w:color="000000"/>
-            </w:tcBorders>
-            <w:vAlign w:val="center"/>
-          </w:tcPr>
-          <w:p>
-            <w:pPr>
-              <w:spacing w:before="40" w:after="40"/>
-              <w:jc w:val="left"/>
-            </w:pPr>
-            <w:r>
-              <w:rPr>
-                <w:rFonts w:ascii="Adani" w:hAnsi="Adani"/>
-                <w:b w:val="0"/>
-                <w:sz w:val="18"/>
-                <w:u w:val="none"/>
-              </w:rPr>
-              <w:t>29/10/2025</w:t>
-            </w:r>
-          </w:p>
-        </w:tc>
-      </w:tr>
-      <w:tr>
-        <w:tc>
-          <w:tcPr>
-            <w:tcW w:type="dxa" w:w="2268"/>
-            <w:shd w:val="clear" w:color="auto" w:fill="FFFFFF"/>
-            <w:tcBorders>
-              <w:top w:val="single" w:sz="4" w:space="0" w:color="000000"/>
-              <w:left w:val="single" w:sz="4" w:space="0" w:color="000000"/>
-              <w:bottom w:val="single" w:sz="4" w:space="0" w:color="000000"/>
-              <w:right w:val="single" w:sz="4" w:space="0" w:color="000000"/>
-            </w:tcBorders>
-            <w:vAlign w:val="center"/>
-          </w:tcPr>
-          <w:p>
-            <w:pPr>
-              <w:spacing w:before="40" w:after="40"/>
-              <w:jc w:val="left"/>
-            </w:pPr>
-            <w:r>
-              <w:rPr>
-                <w:rFonts w:ascii="Adani" w:hAnsi="Adani"/>
-                <w:b w:val="0"/>
-                <w:sz w:val="18"/>
-                <w:u w:val="none"/>
-              </w:rPr>
-              <w:t>U63000GJ2014PLC079611</w:t>
-            </w:r>
-          </w:p>
-        </w:tc>
-        <w:tc>
-          <w:tcPr>
-            <w:tcW w:type="dxa" w:w="4252"/>
-            <w:shd w:val="clear" w:color="auto" w:fill="FFFFFF"/>
-            <w:tcBorders>
-              <w:top w:val="single" w:sz="4" w:space="0" w:color="000000"/>
-              <w:left w:val="single" w:sz="4" w:space="0" w:color="000000"/>
-              <w:bottom w:val="single" w:sz="4" w:space="0" w:color="000000"/>
-              <w:right w:val="single" w:sz="4" w:space="0" w:color="000000"/>
-            </w:tcBorders>
-            <w:vAlign w:val="center"/>
-          </w:tcPr>
-          <w:p>
-            <w:pPr>
-              <w:spacing w:before="40" w:after="40"/>
-              <w:jc w:val="left"/>
-            </w:pPr>
-            <w:r>
-              <w:rPr>
-                <w:rFonts w:ascii="Adani" w:hAnsi="Adani"/>
-                <w:b w:val="0"/>
-                <w:sz w:val="18"/>
-                <w:u w:val="none"/>
-              </w:rPr>
-              <w:t>ADANI AGRI LOGISTICS (HOSHANGABAD) LIMITED</w:t>
             </w:r>
           </w:p>
         </w:tc>
